--- a/public/reports/battery.docx
+++ b/public/reports/battery.docx
@@ -13,7 +13,7 @@
           <w:color w:val="000000"/>
           <w:sz w:val="44"/>
         </w:rPr>
-        <w:t>蓄电池高集中度与多节点组装路径分析</w:t>
+        <w:t>锂离子蓄电池对华进口依赖与供应风险分析报告</w:t>
       </w:r>
     </w:p>
     <w:p>
@@ -27,7 +27,7 @@
           <w:color w:val="555555"/>
           <w:sz w:val="22"/>
         </w:rPr>
-        <w:t>商品：蓄电池 / Electric accumulators · 快照 2026-07-23</w:t>
+        <w:t>商品：锂离子蓄电池 / Lithium-ion accumulators · 快照 2026-07-23</w:t>
       </w:r>
     </w:p>
     <w:tbl>
@@ -61,7 +61,7 @@
                 <w:color w:val="1F4D78"/>
                 <w:sz w:val="19"/>
               </w:rPr>
-              <w:t>HS2022 8位码</w:t>
+              <w:t>真实统计编码</w:t>
             </w:r>
           </w:p>
         </w:tc>
@@ -82,7 +82,7 @@
                 <w:color w:val="000000"/>
                 <w:sz w:val="19"/>
               </w:rPr>
-              <w:t>85070000</w:t>
+              <w:t>HS6 国际可比口径 850760</w:t>
             </w:r>
           </w:p>
         </w:tc>
@@ -127,7 +127,7 @@
                 <w:color w:val="000000"/>
                 <w:sz w:val="19"/>
               </w:rPr>
-              <w:t>统计口径 HS4</w:t>
+              <w:t>HS6 国际可比口径</w:t>
             </w:r>
           </w:p>
         </w:tc>
@@ -172,7 +172,7 @@
                 <w:color w:val="000000"/>
                 <w:sz w:val="19"/>
               </w:rPr>
-              <w:t>4.31 十亿美元</w:t>
+              <w:t>3.81 十亿美元</w:t>
             </w:r>
           </w:p>
         </w:tc>
@@ -217,7 +217,7 @@
                 <w:color w:val="000000"/>
                 <w:sz w:val="19"/>
               </w:rPr>
-              <w:t>4.95 十亿美元</w:t>
+              <w:t>4.08 十亿美元</w:t>
             </w:r>
           </w:p>
         </w:tc>
@@ -262,7 +262,7 @@
                 <w:color w:val="000000"/>
                 <w:sz w:val="19"/>
               </w:rPr>
-              <w:t>87.2%</w:t>
+              <w:t>93.2%</w:t>
             </w:r>
           </w:p>
         </w:tc>
@@ -324,7 +324,7 @@
     </w:p>
     <w:p>
       <w:r>
-        <w:t>蓄电池是样本中对华来源占比最高的商品。越南具备最强的第三国路径上限证据，香港、印度尼西亚、日本、马来西亚和韩国为次级节点，但必须区分电芯、模组与 PACK 的实质加工。</w:t>
+        <w:t>锂离子蓄电池在 2025 年的对华来源占比为 93.2%，应结合企业采购、原产地证书和 HS8 单证继续验证。</w:t>
       </w:r>
     </w:p>
     <w:p>
@@ -345,7 +345,7 @@
           <w:rFonts w:ascii="Microsoft YaHei" w:hAnsi="Microsoft YaHei" w:eastAsia="Microsoft YaHei"/>
           <w:sz w:val="21"/>
         </w:rPr>
-        <w:t>2025 年印度自中国进口 43.13 亿美元，全球进口 49.47 亿美元，对华来源占比 87.2%。</w:t>
+        <w:t>2025 年印度自中国进口 3.81 十亿美元，全球进口 4.08 十亿美元，对华来源占比 93.2%。</w:t>
       </w:r>
     </w:p>
     <w:p>
@@ -358,7 +358,7 @@
           <w:rFonts w:ascii="Microsoft YaHei" w:hAnsi="Microsoft YaHei" w:eastAsia="Microsoft YaHei"/>
           <w:sz w:val="21"/>
         </w:rPr>
-        <w:t>OEC 显示越南 2024 年对印度出口电池约 1.25 亿美元，同时自中国进口电池约 49.4 亿美元。</w:t>
+        <w:t>页面和报告均使用真实的 HS6 国际可比口径 850760；不补零、不使用父级大类代理金额。</w:t>
       </w:r>
     </w:p>
     <w:p>
@@ -371,7 +371,7 @@
           <w:rFonts w:ascii="Microsoft YaHei" w:hAnsi="Microsoft YaHei" w:eastAsia="Microsoft YaHei"/>
           <w:sz w:val="21"/>
         </w:rPr>
-        <w:t>Volza 可见样本中，中国和越南对印 shipment 份额约为 44% 和 28%；印度自香港、印尼、日本的电池进口增量亦可观察。</w:t>
+        <w:t>主要替代供应国或地区包括：越南、日本、韩国、马来西亚。</w:t>
       </w:r>
     </w:p>
     <w:p>
@@ -384,12 +384,12 @@
     </w:p>
     <w:p>
       <w:r>
-        <w:t>87.2% 的对华来源占比意味着短期替代弹性有限，尤其在锂离子电芯、BMS 和关键材料层面可能高于 HS4 表面值。</w:t>
+        <w:t>该品类的公开贸易数据能够用于识别来源集中度，但不足以替代企业级 BOM、合同、发票、原产地证书和物流单证。</w:t>
       </w:r>
     </w:p>
     <w:p>
       <w:r>
-        <w:t>越南具备规模和产业能力的双重信号，较香港等纯贸易节点更可能发生实质加工。合规判断应审查 BOM、工序、增值比例和原产地证书。</w:t>
+        <w:t>对第三国路径的判断应区分实质加工、区域分销、库存调拨和简单转运；金额同步变化只能作为筛查信号。</w:t>
       </w:r>
     </w:p>
     <w:p>
@@ -402,7 +402,7 @@
     </w:p>
     <w:p>
       <w:r>
-        <w:t>电池跨国贸易经常包含电芯生产、模组集成和 PACK 组装。第三国出口额只能作为中国成分暴露的上限，不等同于转口额。</w:t>
+        <w:t>当前公开数据仅能提供路径筛查信号，不构成转口事实认定。</w:t>
       </w:r>
     </w:p>
     <w:p>
@@ -415,7 +415,7 @@
     </w:p>
     <w:p>
       <w:r>
-        <w:t>蓄电池应被列为最高优先级供应安全品类。越南是首要路径节点，但现有证据不足以认定大规模非法转口；企业应按电芯—模组—PACK 三层拆分来源。</w:t>
+        <w:t>锂离子蓄电池应作为供应链依赖监测对象，结论准确度为 高概率。后续需用 HS8 与业务单证校验。</w:t>
       </w:r>
     </w:p>
     <w:p>
@@ -436,7 +436,7 @@
           <w:rFonts w:ascii="Microsoft YaHei" w:hAnsi="Microsoft YaHei" w:eastAsia="Microsoft YaHei"/>
           <w:sz w:val="21"/>
         </w:rPr>
-        <w:t>电芯、模组、PACK 的 HS8 与料号映射</w:t>
+        <w:t>HS8 单证与企业采购数据</w:t>
       </w:r>
     </w:p>
     <w:p>
@@ -449,7 +449,7 @@
           <w:rFonts w:ascii="Microsoft YaHei" w:hAnsi="Microsoft YaHei" w:eastAsia="Microsoft YaHei"/>
           <w:sz w:val="21"/>
         </w:rPr>
-        <w:t>越南工厂工序与区域增值比例</w:t>
+        <w:t>原产国、装运国与发票国差异</w:t>
       </w:r>
     </w:p>
     <w:p>
@@ -462,7 +462,7 @@
           <w:rFonts w:ascii="Microsoft YaHei" w:hAnsi="Microsoft YaHei" w:eastAsia="Microsoft YaHei"/>
           <w:sz w:val="21"/>
         </w:rPr>
-        <w:t>香港、印尼、日本等次级来源的月度异常增量</w:t>
+        <w:t>月度进口额和对华占比异常波动</w:t>
       </w:r>
     </w:p>
     <w:p>
@@ -483,7 +483,7 @@
           <w:rFonts w:ascii="Microsoft YaHei" w:hAnsi="Microsoft YaHei" w:eastAsia="Microsoft YaHei"/>
           <w:sz w:val="21"/>
         </w:rPr>
-        <w:t>研究报告第 6—7 页：HS 8507 路径证据</w:t>
+        <w:t>UN Comtrade 2025 / monthly API, HS 2022 (H6)</w:t>
       </w:r>
     </w:p>
     <w:p>
@@ -496,7 +496,7 @@
           <w:rFonts w:ascii="Microsoft YaHei" w:hAnsi="Microsoft YaHei" w:eastAsia="Microsoft YaHei"/>
           <w:sz w:val="21"/>
         </w:rPr>
-        <w:t>OEC 2024 电池双边贸易结构</w:t>
+        <w:t>印度 DGCI&amp;S TradeStat</w:t>
       </w:r>
     </w:p>
     <w:p>
@@ -509,7 +509,7 @@
           <w:rFonts w:ascii="Microsoft YaHei" w:hAnsi="Microsoft YaHei" w:eastAsia="Microsoft YaHei"/>
           <w:sz w:val="21"/>
         </w:rPr>
-        <w:t>Volza HS 8507 对印 shipment 开放摘要</w:t>
+        <w:t>项目页面公开研究口径说明</w:t>
       </w:r>
     </w:p>
     <w:p>
@@ -543,7 +543,7 @@
         <w:color w:val="666666"/>
         <w:sz w:val="18"/>
       </w:rPr>
-      <w:t>蓄电池高集中度与多节点组装路径分析 · 2026-07-23</w:t>
+      <w:t>锂离子蓄电池对华进口依赖与供应风险分析报告 · 2026-07-23</w:t>
     </w:r>
   </w:p>
 </w:ftr>

--- a/public/reports/battery.docx
+++ b/public/reports/battery.docx
@@ -33,19 +33,26 @@
     <w:tbl>
       <w:tblPr>
         <w:tblStyle w:val="TableGrid"/>
-        <w:tblW w:type="auto" w:w="0"/>
         <w:jc w:val="left"/>
+        <w:tblLook w:firstColumn="1" w:firstRow="1" w:lastColumn="0" w:lastRow="0" w:noHBand="0" w:noVBand="1" w:val="04A0"/>
+        <w:tblW w:w="9360" w:type="dxa"/>
+        <w:tblInd w:w="120" w:type="dxa"/>
         <w:tblLayout w:type="fixed"/>
-        <w:tblLook w:firstColumn="1" w:firstRow="1" w:lastColumn="0" w:lastRow="0" w:noHBand="0" w:noVBand="1" w:val="04A0"/>
+        <w:tblCellMar>
+          <w:top w:w="80" w:type="dxa"/>
+          <w:start w:w="120" w:type="dxa"/>
+          <w:bottom w:w="80" w:type="dxa"/>
+          <w:end w:w="120" w:type="dxa"/>
+        </w:tblCellMar>
       </w:tblPr>
       <w:tblGrid>
-        <w:gridCol w:w="4680"/>
-        <w:gridCol w:w="4680"/>
+        <w:gridCol w:w="2300"/>
+        <w:gridCol w:w="7060"/>
       </w:tblGrid>
       <w:tr>
         <w:tc>
           <w:tcPr>
-            <w:tcW w:type="dxa" w:w="2304"/>
+            <w:tcW w:type="dxa" w:w="2300"/>
             <w:shd w:fill="F2F4F7"/>
             <w:vAlign w:val="center"/>
           </w:tcPr>
@@ -67,7 +74,7 @@
         </w:tc>
         <w:tc>
           <w:tcPr>
-            <w:tcW w:type="dxa" w:w="6912"/>
+            <w:tcW w:type="dxa" w:w="7060"/>
             <w:vAlign w:val="center"/>
           </w:tcPr>
           <w:p>
@@ -90,7 +97,7 @@
       <w:tr>
         <w:tc>
           <w:tcPr>
-            <w:tcW w:type="dxa" w:w="2304"/>
+            <w:tcW w:type="dxa" w:w="2300"/>
             <w:shd w:fill="F2F4F7"/>
             <w:vAlign w:val="center"/>
           </w:tcPr>
@@ -112,7 +119,7 @@
         </w:tc>
         <w:tc>
           <w:tcPr>
-            <w:tcW w:type="dxa" w:w="6912"/>
+            <w:tcW w:type="dxa" w:w="7060"/>
             <w:vAlign w:val="center"/>
           </w:tcPr>
           <w:p>
@@ -135,7 +142,7 @@
       <w:tr>
         <w:tc>
           <w:tcPr>
-            <w:tcW w:type="dxa" w:w="2304"/>
+            <w:tcW w:type="dxa" w:w="2300"/>
             <w:shd w:fill="F2F4F7"/>
             <w:vAlign w:val="center"/>
           </w:tcPr>
@@ -157,7 +164,7 @@
         </w:tc>
         <w:tc>
           <w:tcPr>
-            <w:tcW w:type="dxa" w:w="6912"/>
+            <w:tcW w:type="dxa" w:w="7060"/>
             <w:vAlign w:val="center"/>
           </w:tcPr>
           <w:p>
@@ -180,7 +187,7 @@
       <w:tr>
         <w:tc>
           <w:tcPr>
-            <w:tcW w:type="dxa" w:w="2304"/>
+            <w:tcW w:type="dxa" w:w="2300"/>
             <w:shd w:fill="F2F4F7"/>
             <w:vAlign w:val="center"/>
           </w:tcPr>
@@ -202,7 +209,7 @@
         </w:tc>
         <w:tc>
           <w:tcPr>
-            <w:tcW w:type="dxa" w:w="6912"/>
+            <w:tcW w:type="dxa" w:w="7060"/>
             <w:vAlign w:val="center"/>
           </w:tcPr>
           <w:p>
@@ -225,7 +232,7 @@
       <w:tr>
         <w:tc>
           <w:tcPr>
-            <w:tcW w:type="dxa" w:w="2304"/>
+            <w:tcW w:type="dxa" w:w="2300"/>
             <w:shd w:fill="F2F4F7"/>
             <w:vAlign w:val="center"/>
           </w:tcPr>
@@ -247,7 +254,7 @@
         </w:tc>
         <w:tc>
           <w:tcPr>
-            <w:tcW w:type="dxa" w:w="6912"/>
+            <w:tcW w:type="dxa" w:w="7060"/>
             <w:vAlign w:val="center"/>
           </w:tcPr>
           <w:p>
@@ -270,7 +277,7 @@
       <w:tr>
         <w:tc>
           <w:tcPr>
-            <w:tcW w:type="dxa" w:w="2304"/>
+            <w:tcW w:type="dxa" w:w="2300"/>
             <w:shd w:fill="F2F4F7"/>
             <w:vAlign w:val="center"/>
           </w:tcPr>
@@ -292,7 +299,7 @@
         </w:tc>
         <w:tc>
           <w:tcPr>
-            <w:tcW w:type="dxa" w:w="6912"/>
+            <w:tcW w:type="dxa" w:w="7060"/>
             <w:vAlign w:val="center"/>
           </w:tcPr>
           <w:p>
@@ -324,7 +331,7 @@
     </w:p>
     <w:p>
       <w:r>
-        <w:t>锂离子蓄电池在 2025 年的对华来源占比为 93.2%，应结合企业采购、原产地证书和 HS8 单证继续验证。</w:t>
+        <w:t>2025 年，印度进口“锂离子蓄电池”中来自中国的金额占比为 93.2%，按本报告阈值属于高度集中。该判断严格限定于 HS 2022 六位商品编码 850760，不外推至父级税目、具体企业或受控技术参数。</w:t>
       </w:r>
     </w:p>
     <w:p>
@@ -371,7 +378,7 @@
           <w:rFonts w:ascii="Microsoft YaHei" w:hAnsi="Microsoft YaHei" w:eastAsia="Microsoft YaHei"/>
           <w:sz w:val="21"/>
         </w:rPr>
-        <w:t>主要替代供应国或地区包括：越南、日本、韩国、马来西亚。</w:t>
+        <w:t>剔除中国后，2025 年其他主要供应来源为：日本、印度尼西亚、韩国、越南、德国。</w:t>
       </w:r>
     </w:p>
     <w:p>
@@ -384,12 +391,17 @@
     </w:p>
     <w:p>
       <w:r>
-        <w:t>该品类的公开贸易数据能够用于识别来源集中度，但不足以替代企业级 BOM、合同、发票、原产地证书和物流单证。</w:t>
+        <w:t>印度自中国进口 3.81 十亿美元，相对于该商品进口总额 4.08 十亿美元；比例使用未舍入金额计算，页面显示值仅作四舍五入。</w:t>
       </w:r>
     </w:p>
     <w:p>
       <w:r>
-        <w:t>对第三国路径的判断应区分实质加工、区域分销、库存调拨和简单转运；金额同步变化只能作为筛查信号。</w:t>
+        <w:t>其他供应来源按同一 HS6、同一报告国、同一年度的进口金额排序。它们说明采购来源结构，不等于已经具备同等产能、认证、交付周期或价格条件。</w:t>
+      </w:r>
+    </w:p>
+    <w:p>
+      <w:r>
+        <w:t>公开贸易数据能够识别来源集中度，但不足以替代企业级 BOM、合同、发票、原产地证书和物流单证。对受控物项还必须核对技术参数、最终用户和最终用途。</w:t>
       </w:r>
     </w:p>
     <w:p>
@@ -402,7 +414,7 @@
     </w:p>
     <w:p>
       <w:r>
-        <w:t>当前公开数据仅能提供路径筛查信号，不构成转口事实认定。</w:t>
+        <w:t>当前未取得与 HS6 850760 完全同口径且能够对应同一批货物的逐段单证闭环。即使中国至一个或多个中转国、再至印度的双边金额在同一时期同步上升，也只能作为核验线索；必须再用提单、原产地证书、发票、加工记录或公开查发案例确认。</w:t>
       </w:r>
     </w:p>
     <w:p>
@@ -415,7 +427,7 @@
     </w:p>
     <w:p>
       <w:r>
-        <w:t>锂离子蓄电池应作为供应链依赖监测对象，结论准确度为 高概率。后续需用 HS8 与业务单证校验。</w:t>
+        <w:t>锂离子蓄电池对华进口来源集中度高度集中，应列入优先核验清单。本结论准确度标注为“高概率”，仅适用于 HS6 850760 的 2025 年进口来源结构；后续若取得中国海关 HS8、企业料号和业务单证，应在不改变国际 HS6 可比口径的前提下进一步下钻。</w:t>
       </w:r>
     </w:p>
     <w:p>
@@ -436,7 +448,7 @@
           <w:rFonts w:ascii="Microsoft YaHei" w:hAnsi="Microsoft YaHei" w:eastAsia="Microsoft YaHei"/>
           <w:sz w:val="21"/>
         </w:rPr>
-        <w:t>HS8 单证与企业采购数据</w:t>
+        <w:t>HS6 850760 的月度进口金额、数量和对华来源占比</w:t>
       </w:r>
     </w:p>
     <w:p>
@@ -449,7 +461,7 @@
           <w:rFonts w:ascii="Microsoft YaHei" w:hAnsi="Microsoft YaHei" w:eastAsia="Microsoft YaHei"/>
           <w:sz w:val="21"/>
         </w:rPr>
-        <w:t>原产国、装运国与发票国差异</w:t>
+        <w:t>中国海关 HS8、企业料号与印度本国八位税号映射</w:t>
       </w:r>
     </w:p>
     <w:p>
@@ -462,7 +474,20 @@
           <w:rFonts w:ascii="Microsoft YaHei" w:hAnsi="Microsoft YaHei" w:eastAsia="Microsoft YaHei"/>
           <w:sz w:val="21"/>
         </w:rPr>
-        <w:t>月度进口额和对华占比异常波动</w:t>
+        <w:t>原产国、装运国、发票国、提单路径与实际加工工序</w:t>
+      </w:r>
+    </w:p>
+    <w:p>
+      <w:pPr>
+        <w:pStyle w:val="ListBullet"/>
+        <w:spacing w:after="80"/>
+      </w:pPr>
+      <w:r>
+        <w:rPr>
+          <w:rFonts w:ascii="Microsoft YaHei" w:hAnsi="Microsoft YaHei" w:eastAsia="Microsoft YaHei"/>
+          <w:sz w:val="21"/>
+        </w:rPr>
+        <w:t>出口许可证、技术参数、最终用户和最终用途变化</w:t>
       </w:r>
     </w:p>
     <w:p>
@@ -483,7 +508,7 @@
           <w:rFonts w:ascii="Microsoft YaHei" w:hAnsi="Microsoft YaHei" w:eastAsia="Microsoft YaHei"/>
           <w:sz w:val="21"/>
         </w:rPr>
-        <w:t>UN Comtrade 2025 / monthly API, HS 2022 (H6)</w:t>
+        <w:t>UN Comtrade 公共 API：reporterCode=699（印度）、partnerCode=0/156、flowCode=M、cmdCode=850760、period=2025；访问 2026-07-23。</w:t>
       </w:r>
     </w:p>
     <w:p>
@@ -496,7 +521,7 @@
           <w:rFonts w:ascii="Microsoft YaHei" w:hAnsi="Microsoft YaHei" w:eastAsia="Microsoft YaHei"/>
           <w:sz w:val="21"/>
         </w:rPr>
-        <w:t>印度 DGCI&amp;S TradeStat</w:t>
+        <w:t>印度 DGCI&amp;S TradeStat：月度贸易数据库与编码调整说明。</w:t>
       </w:r>
     </w:p>
     <w:p>
@@ -509,7 +534,7 @@
           <w:rFonts w:ascii="Microsoft YaHei" w:hAnsi="Microsoft YaHei" w:eastAsia="Microsoft YaHei"/>
           <w:sz w:val="21"/>
         </w:rPr>
-        <w:t>项目页面公开研究口径说明</w:t>
+        <w:t>中国商务部、海关总署及中国出口管制信息网：现行两用物项清单、公告与许可证管理目录。</w:t>
       </w:r>
     </w:p>
     <w:p>

--- a/public/reports/battery.docx
+++ b/public/reports/battery.docx
@@ -406,6 +406,1176 @@
     </w:p>
     <w:p>
       <w:pPr>
+        <w:pStyle w:val="Heading2"/>
+      </w:pPr>
+      <w:r>
+        <w:t>中国海关 HS8 出口镜像数据（2025）</w:t>
+      </w:r>
+    </w:p>
+    <w:p>
+      <w:r>
+        <w:t>用户提供的中国海关明细包含 63 行记录，口径为中国出口至印度、HS8 85076000、2025 年1—12月。各月明细汇总为 26.84 十亿元人民币、989,574,853 个和 275,277,350 千克；12 个月合计与年度汇总一致。</w:t>
+      </w:r>
+    </w:p>
+    <w:p>
+      <w:r>
+        <w:t>该数据是中国出口镜像口径，币种为人民币；不直接替代印度报告的 CIF 进口额、印度全球进口额或对华来源占比。它用于验证月度方向、数量与贸易方式结构。</w:t>
+      </w:r>
+    </w:p>
+    <w:tbl>
+      <w:tblPr>
+        <w:tblStyle w:val="TableGrid"/>
+        <w:jc w:val="center"/>
+        <w:tblLook w:firstColumn="1" w:firstRow="1" w:lastColumn="0" w:lastRow="0" w:noHBand="0" w:noVBand="1" w:val="04A0"/>
+        <w:tblW w:w="9360" w:type="dxa"/>
+        <w:tblInd w:w="120" w:type="dxa"/>
+        <w:tblLayout w:type="fixed"/>
+        <w:tblCellMar>
+          <w:top w:w="80" w:type="dxa"/>
+          <w:start w:w="120" w:type="dxa"/>
+          <w:bottom w:w="80" w:type="dxa"/>
+          <w:end w:w="120" w:type="dxa"/>
+        </w:tblCellMar>
+      </w:tblPr>
+      <w:tblGrid>
+        <w:gridCol w:w="1200"/>
+        <w:gridCol w:w="2200"/>
+        <w:gridCol w:w="2880"/>
+        <w:gridCol w:w="3080"/>
+      </w:tblGrid>
+      <w:tr>
+        <w:trPr>
+          <w:tblHeader w:val="true"/>
+        </w:trPr>
+        <w:tc>
+          <w:tcPr>
+            <w:tcW w:type="dxa" w:w="1200"/>
+            <w:shd w:fill="F2F4F7"/>
+            <w:vAlign w:val="center"/>
+          </w:tcPr>
+          <w:p>
+            <w:pPr>
+              <w:spacing w:after="0"/>
+            </w:pPr>
+            <w:r/>
+            <w:r>
+              <w:rPr>
+                <w:rFonts w:ascii="Microsoft YaHei" w:hAnsi="Microsoft YaHei" w:eastAsia="Microsoft YaHei"/>
+                <w:b/>
+                <w:color w:val="1F4D78"/>
+                <w:sz w:val="19"/>
+              </w:rPr>
+              <w:t>月份</w:t>
+            </w:r>
+          </w:p>
+        </w:tc>
+        <w:tc>
+          <w:tcPr>
+            <w:tcW w:type="dxa" w:w="2200"/>
+            <w:shd w:fill="F2F4F7"/>
+            <w:vAlign w:val="center"/>
+          </w:tcPr>
+          <w:p>
+            <w:pPr>
+              <w:spacing w:after="0"/>
+            </w:pPr>
+            <w:r/>
+            <w:r>
+              <w:rPr>
+                <w:rFonts w:ascii="Microsoft YaHei" w:hAnsi="Microsoft YaHei" w:eastAsia="Microsoft YaHei"/>
+                <w:b/>
+                <w:color w:val="1F4D78"/>
+                <w:sz w:val="19"/>
+              </w:rPr>
+              <w:t>出口额（人民币）</w:t>
+            </w:r>
+          </w:p>
+        </w:tc>
+        <w:tc>
+          <w:tcPr>
+            <w:tcW w:type="dxa" w:w="2880"/>
+            <w:shd w:fill="F2F4F7"/>
+            <w:vAlign w:val="center"/>
+          </w:tcPr>
+          <w:p>
+            <w:pPr>
+              <w:spacing w:after="0"/>
+            </w:pPr>
+            <w:r/>
+            <w:r>
+              <w:rPr>
+                <w:rFonts w:ascii="Microsoft YaHei" w:hAnsi="Microsoft YaHei" w:eastAsia="Microsoft YaHei"/>
+                <w:b/>
+                <w:color w:val="1F4D78"/>
+                <w:sz w:val="19"/>
+              </w:rPr>
+              <w:t>第一数量（个）</w:t>
+            </w:r>
+          </w:p>
+        </w:tc>
+        <w:tc>
+          <w:tcPr>
+            <w:tcW w:type="dxa" w:w="3080"/>
+            <w:shd w:fill="F2F4F7"/>
+            <w:vAlign w:val="center"/>
+          </w:tcPr>
+          <w:p>
+            <w:pPr>
+              <w:spacing w:after="0"/>
+            </w:pPr>
+            <w:r/>
+            <w:r>
+              <w:rPr>
+                <w:rFonts w:ascii="Microsoft YaHei" w:hAnsi="Microsoft YaHei" w:eastAsia="Microsoft YaHei"/>
+                <w:b/>
+                <w:color w:val="1F4D78"/>
+                <w:sz w:val="19"/>
+              </w:rPr>
+              <w:t>第二数量（千克）</w:t>
+            </w:r>
+          </w:p>
+        </w:tc>
+      </w:tr>
+      <w:tr>
+        <w:tc>
+          <w:tcPr>
+            <w:tcW w:type="dxa" w:w="1200"/>
+            <w:vAlign w:val="center"/>
+          </w:tcPr>
+          <w:p>
+            <w:pPr>
+              <w:spacing w:after="0"/>
+            </w:pPr>
+            <w:r/>
+            <w:r>
+              <w:rPr>
+                <w:rFonts w:ascii="Microsoft YaHei" w:hAnsi="Microsoft YaHei" w:eastAsia="Microsoft YaHei"/>
+                <w:b w:val="0"/>
+                <w:color w:val="000000"/>
+                <w:sz w:val="19"/>
+              </w:rPr>
+              <w:t>2025-01</w:t>
+            </w:r>
+          </w:p>
+        </w:tc>
+        <w:tc>
+          <w:tcPr>
+            <w:tcW w:type="dxa" w:w="2200"/>
+            <w:vAlign w:val="center"/>
+          </w:tcPr>
+          <w:p>
+            <w:pPr>
+              <w:spacing w:after="0"/>
+            </w:pPr>
+            <w:r/>
+            <w:r>
+              <w:rPr>
+                <w:rFonts w:ascii="Microsoft YaHei" w:hAnsi="Microsoft YaHei" w:eastAsia="Microsoft YaHei"/>
+                <w:b w:val="0"/>
+                <w:color w:val="000000"/>
+                <w:sz w:val="19"/>
+              </w:rPr>
+              <w:t>1.61 十亿元人民币</w:t>
+            </w:r>
+          </w:p>
+        </w:tc>
+        <w:tc>
+          <w:tcPr>
+            <w:tcW w:type="dxa" w:w="2880"/>
+            <w:vAlign w:val="center"/>
+          </w:tcPr>
+          <w:p>
+            <w:pPr>
+              <w:spacing w:after="0"/>
+            </w:pPr>
+            <w:r/>
+            <w:r>
+              <w:rPr>
+                <w:rFonts w:ascii="Microsoft YaHei" w:hAnsi="Microsoft YaHei" w:eastAsia="Microsoft YaHei"/>
+                <w:b w:val="0"/>
+                <w:color w:val="000000"/>
+                <w:sz w:val="19"/>
+              </w:rPr>
+              <w:t>66,779,210</w:t>
+            </w:r>
+          </w:p>
+        </w:tc>
+        <w:tc>
+          <w:tcPr>
+            <w:tcW w:type="dxa" w:w="3080"/>
+            <w:vAlign w:val="center"/>
+          </w:tcPr>
+          <w:p>
+            <w:pPr>
+              <w:spacing w:after="0"/>
+            </w:pPr>
+            <w:r/>
+            <w:r>
+              <w:rPr>
+                <w:rFonts w:ascii="Microsoft YaHei" w:hAnsi="Microsoft YaHei" w:eastAsia="Microsoft YaHei"/>
+                <w:b w:val="0"/>
+                <w:color w:val="000000"/>
+                <w:sz w:val="19"/>
+              </w:rPr>
+              <w:t>14,675,160</w:t>
+            </w:r>
+          </w:p>
+        </w:tc>
+      </w:tr>
+      <w:tr>
+        <w:tc>
+          <w:tcPr>
+            <w:tcW w:type="dxa" w:w="1200"/>
+            <w:vAlign w:val="center"/>
+          </w:tcPr>
+          <w:p>
+            <w:pPr>
+              <w:spacing w:after="0"/>
+            </w:pPr>
+            <w:r/>
+            <w:r>
+              <w:rPr>
+                <w:rFonts w:ascii="Microsoft YaHei" w:hAnsi="Microsoft YaHei" w:eastAsia="Microsoft YaHei"/>
+                <w:b w:val="0"/>
+                <w:color w:val="000000"/>
+                <w:sz w:val="19"/>
+              </w:rPr>
+              <w:t>2025-02</w:t>
+            </w:r>
+          </w:p>
+        </w:tc>
+        <w:tc>
+          <w:tcPr>
+            <w:tcW w:type="dxa" w:w="2200"/>
+            <w:vAlign w:val="center"/>
+          </w:tcPr>
+          <w:p>
+            <w:pPr>
+              <w:spacing w:after="0"/>
+            </w:pPr>
+            <w:r/>
+            <w:r>
+              <w:rPr>
+                <w:rFonts w:ascii="Microsoft YaHei" w:hAnsi="Microsoft YaHei" w:eastAsia="Microsoft YaHei"/>
+                <w:b w:val="0"/>
+                <w:color w:val="000000"/>
+                <w:sz w:val="19"/>
+              </w:rPr>
+              <w:t>1.55 十亿元人民币</w:t>
+            </w:r>
+          </w:p>
+        </w:tc>
+        <w:tc>
+          <w:tcPr>
+            <w:tcW w:type="dxa" w:w="2880"/>
+            <w:vAlign w:val="center"/>
+          </w:tcPr>
+          <w:p>
+            <w:pPr>
+              <w:spacing w:after="0"/>
+            </w:pPr>
+            <w:r/>
+            <w:r>
+              <w:rPr>
+                <w:rFonts w:ascii="Microsoft YaHei" w:hAnsi="Microsoft YaHei" w:eastAsia="Microsoft YaHei"/>
+                <w:b w:val="0"/>
+                <w:color w:val="000000"/>
+                <w:sz w:val="19"/>
+              </w:rPr>
+              <w:t>49,889,509</w:t>
+            </w:r>
+          </w:p>
+        </w:tc>
+        <w:tc>
+          <w:tcPr>
+            <w:tcW w:type="dxa" w:w="3080"/>
+            <w:vAlign w:val="center"/>
+          </w:tcPr>
+          <w:p>
+            <w:pPr>
+              <w:spacing w:after="0"/>
+            </w:pPr>
+            <w:r/>
+            <w:r>
+              <w:rPr>
+                <w:rFonts w:ascii="Microsoft YaHei" w:hAnsi="Microsoft YaHei" w:eastAsia="Microsoft YaHei"/>
+                <w:b w:val="0"/>
+                <w:color w:val="000000"/>
+                <w:sz w:val="19"/>
+              </w:rPr>
+              <w:t>12,888,861</w:t>
+            </w:r>
+          </w:p>
+        </w:tc>
+      </w:tr>
+      <w:tr>
+        <w:tc>
+          <w:tcPr>
+            <w:tcW w:type="dxa" w:w="1200"/>
+            <w:vAlign w:val="center"/>
+          </w:tcPr>
+          <w:p>
+            <w:pPr>
+              <w:spacing w:after="0"/>
+            </w:pPr>
+            <w:r/>
+            <w:r>
+              <w:rPr>
+                <w:rFonts w:ascii="Microsoft YaHei" w:hAnsi="Microsoft YaHei" w:eastAsia="Microsoft YaHei"/>
+                <w:b w:val="0"/>
+                <w:color w:val="000000"/>
+                <w:sz w:val="19"/>
+              </w:rPr>
+              <w:t>2025-03</w:t>
+            </w:r>
+          </w:p>
+        </w:tc>
+        <w:tc>
+          <w:tcPr>
+            <w:tcW w:type="dxa" w:w="2200"/>
+            <w:vAlign w:val="center"/>
+          </w:tcPr>
+          <w:p>
+            <w:pPr>
+              <w:spacing w:after="0"/>
+            </w:pPr>
+            <w:r/>
+            <w:r>
+              <w:rPr>
+                <w:rFonts w:ascii="Microsoft YaHei" w:hAnsi="Microsoft YaHei" w:eastAsia="Microsoft YaHei"/>
+                <w:b w:val="0"/>
+                <w:color w:val="000000"/>
+                <w:sz w:val="19"/>
+              </w:rPr>
+              <w:t>2.07 十亿元人民币</w:t>
+            </w:r>
+          </w:p>
+        </w:tc>
+        <w:tc>
+          <w:tcPr>
+            <w:tcW w:type="dxa" w:w="2880"/>
+            <w:vAlign w:val="center"/>
+          </w:tcPr>
+          <w:p>
+            <w:pPr>
+              <w:spacing w:after="0"/>
+            </w:pPr>
+            <w:r/>
+            <w:r>
+              <w:rPr>
+                <w:rFonts w:ascii="Microsoft YaHei" w:hAnsi="Microsoft YaHei" w:eastAsia="Microsoft YaHei"/>
+                <w:b w:val="0"/>
+                <w:color w:val="000000"/>
+                <w:sz w:val="19"/>
+              </w:rPr>
+              <w:t>72,147,598</w:t>
+            </w:r>
+          </w:p>
+        </w:tc>
+        <w:tc>
+          <w:tcPr>
+            <w:tcW w:type="dxa" w:w="3080"/>
+            <w:vAlign w:val="center"/>
+          </w:tcPr>
+          <w:p>
+            <w:pPr>
+              <w:spacing w:after="0"/>
+            </w:pPr>
+            <w:r/>
+            <w:r>
+              <w:rPr>
+                <w:rFonts w:ascii="Microsoft YaHei" w:hAnsi="Microsoft YaHei" w:eastAsia="Microsoft YaHei"/>
+                <w:b w:val="0"/>
+                <w:color w:val="000000"/>
+                <w:sz w:val="19"/>
+              </w:rPr>
+              <w:t>17,947,948</w:t>
+            </w:r>
+          </w:p>
+        </w:tc>
+      </w:tr>
+      <w:tr>
+        <w:tc>
+          <w:tcPr>
+            <w:tcW w:type="dxa" w:w="1200"/>
+            <w:vAlign w:val="center"/>
+          </w:tcPr>
+          <w:p>
+            <w:pPr>
+              <w:spacing w:after="0"/>
+            </w:pPr>
+            <w:r/>
+            <w:r>
+              <w:rPr>
+                <w:rFonts w:ascii="Microsoft YaHei" w:hAnsi="Microsoft YaHei" w:eastAsia="Microsoft YaHei"/>
+                <w:b w:val="0"/>
+                <w:color w:val="000000"/>
+                <w:sz w:val="19"/>
+              </w:rPr>
+              <w:t>2025-04</w:t>
+            </w:r>
+          </w:p>
+        </w:tc>
+        <w:tc>
+          <w:tcPr>
+            <w:tcW w:type="dxa" w:w="2200"/>
+            <w:vAlign w:val="center"/>
+          </w:tcPr>
+          <w:p>
+            <w:pPr>
+              <w:spacing w:after="0"/>
+            </w:pPr>
+            <w:r/>
+            <w:r>
+              <w:rPr>
+                <w:rFonts w:ascii="Microsoft YaHei" w:hAnsi="Microsoft YaHei" w:eastAsia="Microsoft YaHei"/>
+                <w:b w:val="0"/>
+                <w:color w:val="000000"/>
+                <w:sz w:val="19"/>
+              </w:rPr>
+              <w:t>1.84 十亿元人民币</w:t>
+            </w:r>
+          </w:p>
+        </w:tc>
+        <w:tc>
+          <w:tcPr>
+            <w:tcW w:type="dxa" w:w="2880"/>
+            <w:vAlign w:val="center"/>
+          </w:tcPr>
+          <w:p>
+            <w:pPr>
+              <w:spacing w:after="0"/>
+            </w:pPr>
+            <w:r/>
+            <w:r>
+              <w:rPr>
+                <w:rFonts w:ascii="Microsoft YaHei" w:hAnsi="Microsoft YaHei" w:eastAsia="Microsoft YaHei"/>
+                <w:b w:val="0"/>
+                <w:color w:val="000000"/>
+                <w:sz w:val="19"/>
+              </w:rPr>
+              <w:t>70,255,926</w:t>
+            </w:r>
+          </w:p>
+        </w:tc>
+        <w:tc>
+          <w:tcPr>
+            <w:tcW w:type="dxa" w:w="3080"/>
+            <w:vAlign w:val="center"/>
+          </w:tcPr>
+          <w:p>
+            <w:pPr>
+              <w:spacing w:after="0"/>
+            </w:pPr>
+            <w:r/>
+            <w:r>
+              <w:rPr>
+                <w:rFonts w:ascii="Microsoft YaHei" w:hAnsi="Microsoft YaHei" w:eastAsia="Microsoft YaHei"/>
+                <w:b w:val="0"/>
+                <w:color w:val="000000"/>
+                <w:sz w:val="19"/>
+              </w:rPr>
+              <w:t>15,358,859</w:t>
+            </w:r>
+          </w:p>
+        </w:tc>
+      </w:tr>
+      <w:tr>
+        <w:tc>
+          <w:tcPr>
+            <w:tcW w:type="dxa" w:w="1200"/>
+            <w:vAlign w:val="center"/>
+          </w:tcPr>
+          <w:p>
+            <w:pPr>
+              <w:spacing w:after="0"/>
+            </w:pPr>
+            <w:r/>
+            <w:r>
+              <w:rPr>
+                <w:rFonts w:ascii="Microsoft YaHei" w:hAnsi="Microsoft YaHei" w:eastAsia="Microsoft YaHei"/>
+                <w:b w:val="0"/>
+                <w:color w:val="000000"/>
+                <w:sz w:val="19"/>
+              </w:rPr>
+              <w:t>2025-05</w:t>
+            </w:r>
+          </w:p>
+        </w:tc>
+        <w:tc>
+          <w:tcPr>
+            <w:tcW w:type="dxa" w:w="2200"/>
+            <w:vAlign w:val="center"/>
+          </w:tcPr>
+          <w:p>
+            <w:pPr>
+              <w:spacing w:after="0"/>
+            </w:pPr>
+            <w:r/>
+            <w:r>
+              <w:rPr>
+                <w:rFonts w:ascii="Microsoft YaHei" w:hAnsi="Microsoft YaHei" w:eastAsia="Microsoft YaHei"/>
+                <w:b w:val="0"/>
+                <w:color w:val="000000"/>
+                <w:sz w:val="19"/>
+              </w:rPr>
+              <w:t>2.03 十亿元人民币</w:t>
+            </w:r>
+          </w:p>
+        </w:tc>
+        <w:tc>
+          <w:tcPr>
+            <w:tcW w:type="dxa" w:w="2880"/>
+            <w:vAlign w:val="center"/>
+          </w:tcPr>
+          <w:p>
+            <w:pPr>
+              <w:spacing w:after="0"/>
+            </w:pPr>
+            <w:r/>
+            <w:r>
+              <w:rPr>
+                <w:rFonts w:ascii="Microsoft YaHei" w:hAnsi="Microsoft YaHei" w:eastAsia="Microsoft YaHei"/>
+                <w:b w:val="0"/>
+                <w:color w:val="000000"/>
+                <w:sz w:val="19"/>
+              </w:rPr>
+              <w:t>79,993,514</w:t>
+            </w:r>
+          </w:p>
+        </w:tc>
+        <w:tc>
+          <w:tcPr>
+            <w:tcW w:type="dxa" w:w="3080"/>
+            <w:vAlign w:val="center"/>
+          </w:tcPr>
+          <w:p>
+            <w:pPr>
+              <w:spacing w:after="0"/>
+            </w:pPr>
+            <w:r/>
+            <w:r>
+              <w:rPr>
+                <w:rFonts w:ascii="Microsoft YaHei" w:hAnsi="Microsoft YaHei" w:eastAsia="Microsoft YaHei"/>
+                <w:b w:val="0"/>
+                <w:color w:val="000000"/>
+                <w:sz w:val="19"/>
+              </w:rPr>
+              <w:t>17,883,397</w:t>
+            </w:r>
+          </w:p>
+        </w:tc>
+      </w:tr>
+      <w:tr>
+        <w:tc>
+          <w:tcPr>
+            <w:tcW w:type="dxa" w:w="1200"/>
+            <w:vAlign w:val="center"/>
+          </w:tcPr>
+          <w:p>
+            <w:pPr>
+              <w:spacing w:after="0"/>
+            </w:pPr>
+            <w:r/>
+            <w:r>
+              <w:rPr>
+                <w:rFonts w:ascii="Microsoft YaHei" w:hAnsi="Microsoft YaHei" w:eastAsia="Microsoft YaHei"/>
+                <w:b w:val="0"/>
+                <w:color w:val="000000"/>
+                <w:sz w:val="19"/>
+              </w:rPr>
+              <w:t>2025-06</w:t>
+            </w:r>
+          </w:p>
+        </w:tc>
+        <w:tc>
+          <w:tcPr>
+            <w:tcW w:type="dxa" w:w="2200"/>
+            <w:vAlign w:val="center"/>
+          </w:tcPr>
+          <w:p>
+            <w:pPr>
+              <w:spacing w:after="0"/>
+            </w:pPr>
+            <w:r/>
+            <w:r>
+              <w:rPr>
+                <w:rFonts w:ascii="Microsoft YaHei" w:hAnsi="Microsoft YaHei" w:eastAsia="Microsoft YaHei"/>
+                <w:b w:val="0"/>
+                <w:color w:val="000000"/>
+                <w:sz w:val="19"/>
+              </w:rPr>
+              <w:t>1.87 十亿元人民币</w:t>
+            </w:r>
+          </w:p>
+        </w:tc>
+        <w:tc>
+          <w:tcPr>
+            <w:tcW w:type="dxa" w:w="2880"/>
+            <w:vAlign w:val="center"/>
+          </w:tcPr>
+          <w:p>
+            <w:pPr>
+              <w:spacing w:after="0"/>
+            </w:pPr>
+            <w:r/>
+            <w:r>
+              <w:rPr>
+                <w:rFonts w:ascii="Microsoft YaHei" w:hAnsi="Microsoft YaHei" w:eastAsia="Microsoft YaHei"/>
+                <w:b w:val="0"/>
+                <w:color w:val="000000"/>
+                <w:sz w:val="19"/>
+              </w:rPr>
+              <w:t>83,785,937</w:t>
+            </w:r>
+          </w:p>
+        </w:tc>
+        <w:tc>
+          <w:tcPr>
+            <w:tcW w:type="dxa" w:w="3080"/>
+            <w:vAlign w:val="center"/>
+          </w:tcPr>
+          <w:p>
+            <w:pPr>
+              <w:spacing w:after="0"/>
+            </w:pPr>
+            <w:r/>
+            <w:r>
+              <w:rPr>
+                <w:rFonts w:ascii="Microsoft YaHei" w:hAnsi="Microsoft YaHei" w:eastAsia="Microsoft YaHei"/>
+                <w:b w:val="0"/>
+                <w:color w:val="000000"/>
+                <w:sz w:val="19"/>
+              </w:rPr>
+              <w:t>18,255,551</w:t>
+            </w:r>
+          </w:p>
+        </w:tc>
+      </w:tr>
+      <w:tr>
+        <w:tc>
+          <w:tcPr>
+            <w:tcW w:type="dxa" w:w="1200"/>
+            <w:vAlign w:val="center"/>
+          </w:tcPr>
+          <w:p>
+            <w:pPr>
+              <w:spacing w:after="0"/>
+            </w:pPr>
+            <w:r/>
+            <w:r>
+              <w:rPr>
+                <w:rFonts w:ascii="Microsoft YaHei" w:hAnsi="Microsoft YaHei" w:eastAsia="Microsoft YaHei"/>
+                <w:b w:val="0"/>
+                <w:color w:val="000000"/>
+                <w:sz w:val="19"/>
+              </w:rPr>
+              <w:t>2025-07</w:t>
+            </w:r>
+          </w:p>
+        </w:tc>
+        <w:tc>
+          <w:tcPr>
+            <w:tcW w:type="dxa" w:w="2200"/>
+            <w:vAlign w:val="center"/>
+          </w:tcPr>
+          <w:p>
+            <w:pPr>
+              <w:spacing w:after="0"/>
+            </w:pPr>
+            <w:r/>
+            <w:r>
+              <w:rPr>
+                <w:rFonts w:ascii="Microsoft YaHei" w:hAnsi="Microsoft YaHei" w:eastAsia="Microsoft YaHei"/>
+                <w:b w:val="0"/>
+                <w:color w:val="000000"/>
+                <w:sz w:val="19"/>
+              </w:rPr>
+              <w:t>2.02 十亿元人民币</w:t>
+            </w:r>
+          </w:p>
+        </w:tc>
+        <w:tc>
+          <w:tcPr>
+            <w:tcW w:type="dxa" w:w="2880"/>
+            <w:vAlign w:val="center"/>
+          </w:tcPr>
+          <w:p>
+            <w:pPr>
+              <w:spacing w:after="0"/>
+            </w:pPr>
+            <w:r/>
+            <w:r>
+              <w:rPr>
+                <w:rFonts w:ascii="Microsoft YaHei" w:hAnsi="Microsoft YaHei" w:eastAsia="Microsoft YaHei"/>
+                <w:b w:val="0"/>
+                <w:color w:val="000000"/>
+                <w:sz w:val="19"/>
+              </w:rPr>
+              <w:t>91,268,101</w:t>
+            </w:r>
+          </w:p>
+        </w:tc>
+        <w:tc>
+          <w:tcPr>
+            <w:tcW w:type="dxa" w:w="3080"/>
+            <w:vAlign w:val="center"/>
+          </w:tcPr>
+          <w:p>
+            <w:pPr>
+              <w:spacing w:after="0"/>
+            </w:pPr>
+            <w:r/>
+            <w:r>
+              <w:rPr>
+                <w:rFonts w:ascii="Microsoft YaHei" w:hAnsi="Microsoft YaHei" w:eastAsia="Microsoft YaHei"/>
+                <w:b w:val="0"/>
+                <w:color w:val="000000"/>
+                <w:sz w:val="19"/>
+              </w:rPr>
+              <w:t>19,167,252</w:t>
+            </w:r>
+          </w:p>
+        </w:tc>
+      </w:tr>
+      <w:tr>
+        <w:tc>
+          <w:tcPr>
+            <w:tcW w:type="dxa" w:w="1200"/>
+            <w:vAlign w:val="center"/>
+          </w:tcPr>
+          <w:p>
+            <w:pPr>
+              <w:spacing w:after="0"/>
+            </w:pPr>
+            <w:r/>
+            <w:r>
+              <w:rPr>
+                <w:rFonts w:ascii="Microsoft YaHei" w:hAnsi="Microsoft YaHei" w:eastAsia="Microsoft YaHei"/>
+                <w:b w:val="0"/>
+                <w:color w:val="000000"/>
+                <w:sz w:val="19"/>
+              </w:rPr>
+              <w:t>2025-08</w:t>
+            </w:r>
+          </w:p>
+        </w:tc>
+        <w:tc>
+          <w:tcPr>
+            <w:tcW w:type="dxa" w:w="2200"/>
+            <w:vAlign w:val="center"/>
+          </w:tcPr>
+          <w:p>
+            <w:pPr>
+              <w:spacing w:after="0"/>
+            </w:pPr>
+            <w:r/>
+            <w:r>
+              <w:rPr>
+                <w:rFonts w:ascii="Microsoft YaHei" w:hAnsi="Microsoft YaHei" w:eastAsia="Microsoft YaHei"/>
+                <w:b w:val="0"/>
+                <w:color w:val="000000"/>
+                <w:sz w:val="19"/>
+              </w:rPr>
+              <w:t>2.77 十亿元人民币</w:t>
+            </w:r>
+          </w:p>
+        </w:tc>
+        <w:tc>
+          <w:tcPr>
+            <w:tcW w:type="dxa" w:w="2880"/>
+            <w:vAlign w:val="center"/>
+          </w:tcPr>
+          <w:p>
+            <w:pPr>
+              <w:spacing w:after="0"/>
+            </w:pPr>
+            <w:r/>
+            <w:r>
+              <w:rPr>
+                <w:rFonts w:ascii="Microsoft YaHei" w:hAnsi="Microsoft YaHei" w:eastAsia="Microsoft YaHei"/>
+                <w:b w:val="0"/>
+                <w:color w:val="000000"/>
+                <w:sz w:val="19"/>
+              </w:rPr>
+              <w:t>98,691,261</w:t>
+            </w:r>
+          </w:p>
+        </w:tc>
+        <w:tc>
+          <w:tcPr>
+            <w:tcW w:type="dxa" w:w="3080"/>
+            <w:vAlign w:val="center"/>
+          </w:tcPr>
+          <w:p>
+            <w:pPr>
+              <w:spacing w:after="0"/>
+            </w:pPr>
+            <w:r/>
+            <w:r>
+              <w:rPr>
+                <w:rFonts w:ascii="Microsoft YaHei" w:hAnsi="Microsoft YaHei" w:eastAsia="Microsoft YaHei"/>
+                <w:b w:val="0"/>
+                <w:color w:val="000000"/>
+                <w:sz w:val="19"/>
+              </w:rPr>
+              <w:t>28,637,244</w:t>
+            </w:r>
+          </w:p>
+        </w:tc>
+      </w:tr>
+      <w:tr>
+        <w:tc>
+          <w:tcPr>
+            <w:tcW w:type="dxa" w:w="1200"/>
+            <w:vAlign w:val="center"/>
+          </w:tcPr>
+          <w:p>
+            <w:pPr>
+              <w:spacing w:after="0"/>
+            </w:pPr>
+            <w:r/>
+            <w:r>
+              <w:rPr>
+                <w:rFonts w:ascii="Microsoft YaHei" w:hAnsi="Microsoft YaHei" w:eastAsia="Microsoft YaHei"/>
+                <w:b w:val="0"/>
+                <w:color w:val="000000"/>
+                <w:sz w:val="19"/>
+              </w:rPr>
+              <w:t>2025-09</w:t>
+            </w:r>
+          </w:p>
+        </w:tc>
+        <w:tc>
+          <w:tcPr>
+            <w:tcW w:type="dxa" w:w="2200"/>
+            <w:vAlign w:val="center"/>
+          </w:tcPr>
+          <w:p>
+            <w:pPr>
+              <w:spacing w:after="0"/>
+            </w:pPr>
+            <w:r/>
+            <w:r>
+              <w:rPr>
+                <w:rFonts w:ascii="Microsoft YaHei" w:hAnsi="Microsoft YaHei" w:eastAsia="Microsoft YaHei"/>
+                <w:b w:val="0"/>
+                <w:color w:val="000000"/>
+                <w:sz w:val="19"/>
+              </w:rPr>
+              <w:t>2.12 十亿元人民币</w:t>
+            </w:r>
+          </w:p>
+        </w:tc>
+        <w:tc>
+          <w:tcPr>
+            <w:tcW w:type="dxa" w:w="2880"/>
+            <w:vAlign w:val="center"/>
+          </w:tcPr>
+          <w:p>
+            <w:pPr>
+              <w:spacing w:after="0"/>
+            </w:pPr>
+            <w:r/>
+            <w:r>
+              <w:rPr>
+                <w:rFonts w:ascii="Microsoft YaHei" w:hAnsi="Microsoft YaHei" w:eastAsia="Microsoft YaHei"/>
+                <w:b w:val="0"/>
+                <w:color w:val="000000"/>
+                <w:sz w:val="19"/>
+              </w:rPr>
+              <w:t>94,713,998</w:t>
+            </w:r>
+          </w:p>
+        </w:tc>
+        <w:tc>
+          <w:tcPr>
+            <w:tcW w:type="dxa" w:w="3080"/>
+            <w:vAlign w:val="center"/>
+          </w:tcPr>
+          <w:p>
+            <w:pPr>
+              <w:spacing w:after="0"/>
+            </w:pPr>
+            <w:r/>
+            <w:r>
+              <w:rPr>
+                <w:rFonts w:ascii="Microsoft YaHei" w:hAnsi="Microsoft YaHei" w:eastAsia="Microsoft YaHei"/>
+                <w:b w:val="0"/>
+                <w:color w:val="000000"/>
+                <w:sz w:val="19"/>
+              </w:rPr>
+              <w:t>22,310,739</w:t>
+            </w:r>
+          </w:p>
+        </w:tc>
+      </w:tr>
+      <w:tr>
+        <w:tc>
+          <w:tcPr>
+            <w:tcW w:type="dxa" w:w="1200"/>
+            <w:vAlign w:val="center"/>
+          </w:tcPr>
+          <w:p>
+            <w:pPr>
+              <w:spacing w:after="0"/>
+            </w:pPr>
+            <w:r/>
+            <w:r>
+              <w:rPr>
+                <w:rFonts w:ascii="Microsoft YaHei" w:hAnsi="Microsoft YaHei" w:eastAsia="Microsoft YaHei"/>
+                <w:b w:val="0"/>
+                <w:color w:val="000000"/>
+                <w:sz w:val="19"/>
+              </w:rPr>
+              <w:t>2025-10</w:t>
+            </w:r>
+          </w:p>
+        </w:tc>
+        <w:tc>
+          <w:tcPr>
+            <w:tcW w:type="dxa" w:w="2200"/>
+            <w:vAlign w:val="center"/>
+          </w:tcPr>
+          <w:p>
+            <w:pPr>
+              <w:spacing w:after="0"/>
+            </w:pPr>
+            <w:r/>
+            <w:r>
+              <w:rPr>
+                <w:rFonts w:ascii="Microsoft YaHei" w:hAnsi="Microsoft YaHei" w:eastAsia="Microsoft YaHei"/>
+                <w:b w:val="0"/>
+                <w:color w:val="000000"/>
+                <w:sz w:val="19"/>
+              </w:rPr>
+              <w:t>2.28 十亿元人民币</w:t>
+            </w:r>
+          </w:p>
+        </w:tc>
+        <w:tc>
+          <w:tcPr>
+            <w:tcW w:type="dxa" w:w="2880"/>
+            <w:vAlign w:val="center"/>
+          </w:tcPr>
+          <w:p>
+            <w:pPr>
+              <w:spacing w:after="0"/>
+            </w:pPr>
+            <w:r/>
+            <w:r>
+              <w:rPr>
+                <w:rFonts w:ascii="Microsoft YaHei" w:hAnsi="Microsoft YaHei" w:eastAsia="Microsoft YaHei"/>
+                <w:b w:val="0"/>
+                <w:color w:val="000000"/>
+                <w:sz w:val="19"/>
+              </w:rPr>
+              <w:t>83,962,940</w:t>
+            </w:r>
+          </w:p>
+        </w:tc>
+        <w:tc>
+          <w:tcPr>
+            <w:tcW w:type="dxa" w:w="3080"/>
+            <w:vAlign w:val="center"/>
+          </w:tcPr>
+          <w:p>
+            <w:pPr>
+              <w:spacing w:after="0"/>
+            </w:pPr>
+            <w:r/>
+            <w:r>
+              <w:rPr>
+                <w:rFonts w:ascii="Microsoft YaHei" w:hAnsi="Microsoft YaHei" w:eastAsia="Microsoft YaHei"/>
+                <w:b w:val="0"/>
+                <w:color w:val="000000"/>
+                <w:sz w:val="19"/>
+              </w:rPr>
+              <w:t>22,605,448</w:t>
+            </w:r>
+          </w:p>
+        </w:tc>
+      </w:tr>
+      <w:tr>
+        <w:tc>
+          <w:tcPr>
+            <w:tcW w:type="dxa" w:w="1200"/>
+            <w:vAlign w:val="center"/>
+          </w:tcPr>
+          <w:p>
+            <w:pPr>
+              <w:spacing w:after="0"/>
+            </w:pPr>
+            <w:r/>
+            <w:r>
+              <w:rPr>
+                <w:rFonts w:ascii="Microsoft YaHei" w:hAnsi="Microsoft YaHei" w:eastAsia="Microsoft YaHei"/>
+                <w:b w:val="0"/>
+                <w:color w:val="000000"/>
+                <w:sz w:val="19"/>
+              </w:rPr>
+              <w:t>2025-11</w:t>
+            </w:r>
+          </w:p>
+        </w:tc>
+        <w:tc>
+          <w:tcPr>
+            <w:tcW w:type="dxa" w:w="2200"/>
+            <w:vAlign w:val="center"/>
+          </w:tcPr>
+          <w:p>
+            <w:pPr>
+              <w:spacing w:after="0"/>
+            </w:pPr>
+            <w:r/>
+            <w:r>
+              <w:rPr>
+                <w:rFonts w:ascii="Microsoft YaHei" w:hAnsi="Microsoft YaHei" w:eastAsia="Microsoft YaHei"/>
+                <w:b w:val="0"/>
+                <w:color w:val="000000"/>
+                <w:sz w:val="19"/>
+              </w:rPr>
+              <w:t>2.52 十亿元人民币</w:t>
+            </w:r>
+          </w:p>
+        </w:tc>
+        <w:tc>
+          <w:tcPr>
+            <w:tcW w:type="dxa" w:w="2880"/>
+            <w:vAlign w:val="center"/>
+          </w:tcPr>
+          <w:p>
+            <w:pPr>
+              <w:spacing w:after="0"/>
+            </w:pPr>
+            <w:r/>
+            <w:r>
+              <w:rPr>
+                <w:rFonts w:ascii="Microsoft YaHei" w:hAnsi="Microsoft YaHei" w:eastAsia="Microsoft YaHei"/>
+                <w:b w:val="0"/>
+                <w:color w:val="000000"/>
+                <w:sz w:val="19"/>
+              </w:rPr>
+              <w:t>100,860,554</w:t>
+            </w:r>
+          </w:p>
+        </w:tc>
+        <w:tc>
+          <w:tcPr>
+            <w:tcW w:type="dxa" w:w="3080"/>
+            <w:vAlign w:val="center"/>
+          </w:tcPr>
+          <w:p>
+            <w:pPr>
+              <w:spacing w:after="0"/>
+            </w:pPr>
+            <w:r/>
+            <w:r>
+              <w:rPr>
+                <w:rFonts w:ascii="Microsoft YaHei" w:hAnsi="Microsoft YaHei" w:eastAsia="Microsoft YaHei"/>
+                <w:b w:val="0"/>
+                <w:color w:val="000000"/>
+                <w:sz w:val="19"/>
+              </w:rPr>
+              <w:t>26,302,863</w:t>
+            </w:r>
+          </w:p>
+        </w:tc>
+      </w:tr>
+      <w:tr>
+        <w:tc>
+          <w:tcPr>
+            <w:tcW w:type="dxa" w:w="1200"/>
+            <w:vAlign w:val="center"/>
+          </w:tcPr>
+          <w:p>
+            <w:pPr>
+              <w:spacing w:after="0"/>
+            </w:pPr>
+            <w:r/>
+            <w:r>
+              <w:rPr>
+                <w:rFonts w:ascii="Microsoft YaHei" w:hAnsi="Microsoft YaHei" w:eastAsia="Microsoft YaHei"/>
+                <w:b w:val="0"/>
+                <w:color w:val="000000"/>
+                <w:sz w:val="19"/>
+              </w:rPr>
+              <w:t>2025-12</w:t>
+            </w:r>
+          </w:p>
+        </w:tc>
+        <w:tc>
+          <w:tcPr>
+            <w:tcW w:type="dxa" w:w="2200"/>
+            <w:vAlign w:val="center"/>
+          </w:tcPr>
+          <w:p>
+            <w:pPr>
+              <w:spacing w:after="0"/>
+            </w:pPr>
+            <w:r/>
+            <w:r>
+              <w:rPr>
+                <w:rFonts w:ascii="Microsoft YaHei" w:hAnsi="Microsoft YaHei" w:eastAsia="Microsoft YaHei"/>
+                <w:b w:val="0"/>
+                <w:color w:val="000000"/>
+                <w:sz w:val="19"/>
+              </w:rPr>
+              <w:t>4.16 十亿元人民币</w:t>
+            </w:r>
+          </w:p>
+        </w:tc>
+        <w:tc>
+          <w:tcPr>
+            <w:tcW w:type="dxa" w:w="2880"/>
+            <w:vAlign w:val="center"/>
+          </w:tcPr>
+          <w:p>
+            <w:pPr>
+              <w:spacing w:after="0"/>
+            </w:pPr>
+            <w:r/>
+            <w:r>
+              <w:rPr>
+                <w:rFonts w:ascii="Microsoft YaHei" w:hAnsi="Microsoft YaHei" w:eastAsia="Microsoft YaHei"/>
+                <w:b w:val="0"/>
+                <w:color w:val="000000"/>
+                <w:sz w:val="19"/>
+              </w:rPr>
+              <w:t>97,226,305</w:t>
+            </w:r>
+          </w:p>
+        </w:tc>
+        <w:tc>
+          <w:tcPr>
+            <w:tcW w:type="dxa" w:w="3080"/>
+            <w:vAlign w:val="center"/>
+          </w:tcPr>
+          <w:p>
+            <w:pPr>
+              <w:spacing w:after="0"/>
+            </w:pPr>
+            <w:r/>
+            <w:r>
+              <w:rPr>
+                <w:rFonts w:ascii="Microsoft YaHei" w:hAnsi="Microsoft YaHei" w:eastAsia="Microsoft YaHei"/>
+                <w:b w:val="0"/>
+                <w:color w:val="000000"/>
+                <w:sz w:val="19"/>
+              </w:rPr>
+              <w:t>59,244,028</w:t>
+            </w:r>
+          </w:p>
+        </w:tc>
+      </w:tr>
+    </w:tbl>
+    <w:p>
+      <w:r>
+        <w:t>结构补充：一般贸易占 78.31%，进料加工贸易占 19.50%；2025 年12月出口额为 41.56 亿元，为年内最高值。</w:t>
+      </w:r>
+    </w:p>
+    <w:p>
+      <w:pPr>
         <w:pStyle w:val="Heading1"/>
       </w:pPr>
       <w:r>
@@ -535,6 +1705,19 @@
           <w:sz w:val="21"/>
         </w:rPr>
         <w:t>中国商务部、海关总署及中国出口管制信息网：现行两用物项清单、公告与许可证管理目录。</w:t>
+      </w:r>
+    </w:p>
+    <w:p>
+      <w:pPr>
+        <w:pStyle w:val="ListBullet"/>
+        <w:spacing w:after="80"/>
+      </w:pPr>
+      <w:r>
+        <w:rPr>
+          <w:rFonts w:ascii="Microsoft YaHei" w:hAnsi="Microsoft YaHei" w:eastAsia="Microsoft YaHei"/>
+          <w:sz w:val="21"/>
+        </w:rPr>
+        <w:t>用户提供的中国海关出口明细（锂离子蓄电池.csv）：HS8 85076000、中国出口至印度、2025-01—2025-12，币种人民币；访问 2026-07-24。</w:t>
       </w:r>
     </w:p>
     <w:p>

--- a/public/reports/battery.docx
+++ b/public/reports/battery.docx
@@ -27,7 +27,7 @@
           <w:color w:val="555555"/>
           <w:sz w:val="22"/>
         </w:rPr>
-        <w:t>商品：锂离子蓄电池 / Lithium-ion accumulators · 快照 2026-07-23</w:t>
+        <w:t>商品：锂离子蓄电池 / Lithium-ion accumulators · 快照 2026-07-24</w:t>
       </w:r>
     </w:p>
     <w:tbl>
@@ -330,8 +330,52 @@
       </w:r>
     </w:p>
     <w:p>
+      <w:pPr>
+        <w:spacing w:after="120"/>
+      </w:pPr>
       <w:r>
+        <w:rPr>
+          <w:rFonts w:ascii="Microsoft YaHei" w:hAnsi="Microsoft YaHei" w:eastAsia="Microsoft YaHei"/>
+          <w:sz w:val="21"/>
+        </w:rPr>
         <w:t>2025 年，印度进口“锂离子蓄电池”中来自中国的金额占比为 93.2%，按本报告阈值属于高度集中。该判断严格限定于 HS 2022 六位商品编码 850760，不外推至父级税目、具体企业或受控技术参数。</w:t>
+      </w:r>
+      <w:r>
+        <w:rPr>
+          <w:rFonts w:ascii="Microsoft YaHei" w:hAnsi="Microsoft YaHei" w:eastAsia="Microsoft YaHei"/>
+          <w:b w:val="0"/>
+          <w:color w:val="1F4D78"/>
+          <w:sz w:val="16"/>
+          <w:vertAlign w:val="superscript"/>
+        </w:rPr>
+        <w:t>〔1〕</w:t>
+      </w:r>
+    </w:p>
+    <w:p>
+      <w:pPr>
+        <w:spacing w:after="120"/>
+      </w:pPr>
+      <w:r>
+        <w:rPr>
+          <w:rFonts w:ascii="Microsoft YaHei" w:hAnsi="Microsoft YaHei" w:eastAsia="Microsoft YaHei"/>
+          <w:sz w:val="21"/>
+        </w:rPr>
+        <w:t>蓄电池是样本中对华来源占比最高的商品。越南具备最强的第三国路径上限证据，香港、印度尼西亚、日本、马来西亚和韩国为次级节点，但必须区分电芯、模组与 PACK 的实质加工。</w:t>
+      </w:r>
+      <w:r>
+        <w:rPr>
+          <w:rFonts w:ascii="Microsoft YaHei" w:hAnsi="Microsoft YaHei" w:eastAsia="Microsoft YaHei"/>
+          <w:b w:val="0"/>
+          <w:color w:val="1F4D78"/>
+          <w:sz w:val="16"/>
+          <w:vertAlign w:val="superscript"/>
+        </w:rPr>
+        <w:t>〔2〕</w:t>
+      </w:r>
+    </w:p>
+    <w:p>
+      <w:r>
+        <w:t>本报告的用途是为业务数据复核、供应链审计和出口管制策略研究提供公开来源底稿。因此，报告将“贸易统计能够证明的来源结构”和“仍需单证核验的路径推演”分开表述：前者用于判断依赖程度，后者只用于形成核验清单。</w:t>
       </w:r>
     </w:p>
     <w:p>
@@ -339,7 +383,25 @@
         <w:pStyle w:val="Heading1"/>
       </w:pPr>
       <w:r>
-        <w:t>二、数据事实</w:t>
+        <w:t>二、商品边界与统计口径</w:t>
+      </w:r>
+    </w:p>
+    <w:p>
+      <w:r>
+        <w:t>HS 850760：锂离子蓄电池，不包含铅酸蓄电池及其他化学体系。</w:t>
+      </w:r>
+    </w:p>
+    <w:p>
+      <w:r>
+        <w:t>网页矩阵和本报告均优先使用真实可复核编码。当前国际比较口径为 HS6 国际可比口径 850760；如公开来源只能稳定提供 HS6，本报告即如实使用 HS6，不补零、不以父级税目金额替代具体物项。</w:t>
+      </w:r>
+    </w:p>
+    <w:p>
+      <w:pPr>
+        <w:pStyle w:val="Heading1"/>
+      </w:pPr>
+      <w:r>
+        <w:t>三、数据事实</w:t>
       </w:r>
     </w:p>
     <w:p>
@@ -352,7 +414,17 @@
           <w:rFonts w:ascii="Microsoft YaHei" w:hAnsi="Microsoft YaHei" w:eastAsia="Microsoft YaHei"/>
           <w:sz w:val="21"/>
         </w:rPr>
-        <w:t>2025 年印度自中国进口 3.81 十亿美元，全球进口 4.08 十亿美元，对华来源占比 93.2%。</w:t>
+        <w:t>2025 年印度自中国进口 43.13 亿美元，全球进口 49.47 亿美元，对华来源占比 87.2%。</w:t>
+      </w:r>
+      <w:r>
+        <w:rPr>
+          <w:rFonts w:ascii="Microsoft YaHei" w:hAnsi="Microsoft YaHei" w:eastAsia="Microsoft YaHei"/>
+          <w:b w:val="0"/>
+          <w:color w:val="1F4D78"/>
+          <w:sz w:val="16"/>
+          <w:vertAlign w:val="superscript"/>
+        </w:rPr>
+        <w:t>〔3〕</w:t>
       </w:r>
     </w:p>
     <w:p>
@@ -365,7 +437,17 @@
           <w:rFonts w:ascii="Microsoft YaHei" w:hAnsi="Microsoft YaHei" w:eastAsia="Microsoft YaHei"/>
           <w:sz w:val="21"/>
         </w:rPr>
-        <w:t>页面和报告均使用真实的 HS6 国际可比口径 850760；不补零、不使用父级大类代理金额。</w:t>
+        <w:t>OEC 显示越南 2024 年对印度出口电池约 1.25 亿美元，同时自中国进口电池约 49.4 亿美元。</w:t>
+      </w:r>
+      <w:r>
+        <w:rPr>
+          <w:rFonts w:ascii="Microsoft YaHei" w:hAnsi="Microsoft YaHei" w:eastAsia="Microsoft YaHei"/>
+          <w:b w:val="0"/>
+          <w:color w:val="1F4D78"/>
+          <w:sz w:val="16"/>
+          <w:vertAlign w:val="superscript"/>
+        </w:rPr>
+        <w:t>〔4〕</w:t>
       </w:r>
     </w:p>
     <w:p>
@@ -378,7 +460,22 @@
           <w:rFonts w:ascii="Microsoft YaHei" w:hAnsi="Microsoft YaHei" w:eastAsia="Microsoft YaHei"/>
           <w:sz w:val="21"/>
         </w:rPr>
-        <w:t>剔除中国后，2025 年其他主要供应来源为：日本、印度尼西亚、韩国、越南、德国。</w:t>
+        <w:t>Volza 可见样本中，中国和越南对印 shipment 份额约为 44% 和 28%；印度自香港、印尼、日本的电池进口增量亦可观察。</w:t>
+      </w:r>
+      <w:r>
+        <w:rPr>
+          <w:rFonts w:ascii="Microsoft YaHei" w:hAnsi="Microsoft YaHei" w:eastAsia="Microsoft YaHei"/>
+          <w:b w:val="0"/>
+          <w:color w:val="1F4D78"/>
+          <w:sz w:val="16"/>
+          <w:vertAlign w:val="superscript"/>
+        </w:rPr>
+        <w:t>〔5〕</w:t>
+      </w:r>
+    </w:p>
+    <w:p>
+      <w:r>
+        <w:t>上述金额均为现价美元口径。印度进口统计通常采用 CIF 进口口径；中国海关出口镜像采用中国出口统计口径。两类口径可以互相校验方向和异常，但不能直接相加或替代。</w:t>
       </w:r>
     </w:p>
     <w:p>
@@ -386,40 +483,29 @@
         <w:pStyle w:val="Heading1"/>
       </w:pPr>
       <w:r>
-        <w:t>三、分析</w:t>
-      </w:r>
-    </w:p>
-    <w:p>
-      <w:r>
-        <w:t>印度自中国进口 3.81 十亿美元，相对于该商品进口总额 4.08 十亿美元；比例使用未舍入金额计算，页面显示值仅作四舍五入。</w:t>
-      </w:r>
-    </w:p>
-    <w:p>
-      <w:r>
-        <w:t>其他供应来源按同一 HS6、同一报告国、同一年度的进口金额排序。它们说明采购来源结构，不等于已经具备同等产能、认证、交付周期或价格条件。</w:t>
-      </w:r>
-    </w:p>
-    <w:p>
-      <w:r>
-        <w:t>公开贸易数据能够识别来源集中度，但不足以替代企业级 BOM、合同、发票、原产地证书和物流单证。对受控物项还必须核对技术参数、最终用户和最终用途。</w:t>
+        <w:t>四、中国海关 HS8 出口镜像</w:t>
       </w:r>
     </w:p>
     <w:p>
       <w:pPr>
-        <w:pStyle w:val="Heading2"/>
+        <w:spacing w:after="120"/>
       </w:pPr>
       <w:r>
-        <w:t>中国海关 HS8 出口镜像数据（2025）</w:t>
+        <w:rPr>
+          <w:rFonts w:ascii="Microsoft YaHei" w:hAnsi="Microsoft YaHei" w:eastAsia="Microsoft YaHei"/>
+          <w:sz w:val="21"/>
+        </w:rPr>
+        <w:t>在中国海关出口镜像中，HS6 850760 下共匹配 1 个真实 HS8 子项。2025 年中国出口至印度金额为 3.76 十亿美元；2026 年已导出月份合计为 2.84 十亿美元。2025—2026 已导出月份中，月度峰值出现在 202512，金额为 586.45 百万美元。</w:t>
       </w:r>
-    </w:p>
-    <w:p>
       <w:r>
-        <w:t>用户提供的中国海关明细包含 63 行记录，口径为中国出口至印度、HS8 85076000、2025 年1—12月。各月明细汇总为 26.84 十亿元人民币、989,574,853 个和 275,277,350 千克；12 个月合计与年度汇总一致。</w:t>
-      </w:r>
-    </w:p>
-    <w:p>
-      <w:r>
-        <w:t>该数据是中国出口镜像口径，币种为人民币；不直接替代印度报告的 CIF 进口额、印度全球进口额或对华来源占比。它用于验证月度方向、数量与贸易方式结构。</w:t>
+        <w:rPr>
+          <w:rFonts w:ascii="Microsoft YaHei" w:hAnsi="Microsoft YaHei" w:eastAsia="Microsoft YaHei"/>
+          <w:b w:val="0"/>
+          <w:color w:val="1F4D78"/>
+          <w:sz w:val="16"/>
+          <w:vertAlign w:val="superscript"/>
+        </w:rPr>
+        <w:t>〔6〕</w:t>
       </w:r>
     </w:p>
     <w:tbl>
@@ -438,10 +524,10 @@
         </w:tblCellMar>
       </w:tblPr>
       <w:tblGrid>
-        <w:gridCol w:w="1200"/>
-        <w:gridCol w:w="2200"/>
-        <w:gridCol w:w="2880"/>
-        <w:gridCol w:w="3080"/>
+        <w:gridCol w:w="1300"/>
+        <w:gridCol w:w="4260"/>
+        <w:gridCol w:w="1700"/>
+        <w:gridCol w:w="2100"/>
       </w:tblGrid>
       <w:tr>
         <w:trPr>
@@ -449,7 +535,7 @@
         </w:trPr>
         <w:tc>
           <w:tcPr>
-            <w:tcW w:type="dxa" w:w="1200"/>
+            <w:tcW w:type="dxa" w:w="1300"/>
             <w:shd w:fill="F2F4F7"/>
             <w:vAlign w:val="center"/>
           </w:tcPr>
@@ -465,13 +551,13 @@
                 <w:color w:val="1F4D78"/>
                 <w:sz w:val="19"/>
               </w:rPr>
-              <w:t>月份</w:t>
+              <w:t>HS8</w:t>
             </w:r>
           </w:p>
         </w:tc>
         <w:tc>
           <w:tcPr>
-            <w:tcW w:type="dxa" w:w="2200"/>
+            <w:tcW w:type="dxa" w:w="4260"/>
             <w:shd w:fill="F2F4F7"/>
             <w:vAlign w:val="center"/>
           </w:tcPr>
@@ -487,13 +573,13 @@
                 <w:color w:val="1F4D78"/>
                 <w:sz w:val="19"/>
               </w:rPr>
-              <w:t>出口额（人民币）</w:t>
+              <w:t>商品名称</w:t>
             </w:r>
           </w:p>
         </w:tc>
         <w:tc>
           <w:tcPr>
-            <w:tcW w:type="dxa" w:w="2880"/>
+            <w:tcW w:type="dxa" w:w="1700"/>
             <w:shd w:fill="F2F4F7"/>
             <w:vAlign w:val="center"/>
           </w:tcPr>
@@ -509,13 +595,13 @@
                 <w:color w:val="1F4D78"/>
                 <w:sz w:val="19"/>
               </w:rPr>
-              <w:t>第一数量（个）</w:t>
+              <w:t>2025出口额</w:t>
             </w:r>
           </w:p>
         </w:tc>
         <w:tc>
           <w:tcPr>
-            <w:tcW w:type="dxa" w:w="3080"/>
+            <w:tcW w:type="dxa" w:w="2100"/>
             <w:shd w:fill="F2F4F7"/>
             <w:vAlign w:val="center"/>
           </w:tcPr>
@@ -531,7 +617,7 @@
                 <w:color w:val="1F4D78"/>
                 <w:sz w:val="19"/>
               </w:rPr>
-              <w:t>第二数量（千克）</w:t>
+              <w:t>主要贸易方式</w:t>
             </w:r>
           </w:p>
         </w:tc>
@@ -539,7 +625,7 @@
       <w:tr>
         <w:tc>
           <w:tcPr>
-            <w:tcW w:type="dxa" w:w="1200"/>
+            <w:tcW w:type="dxa" w:w="1300"/>
             <w:vAlign w:val="center"/>
           </w:tcPr>
           <w:p>
@@ -554,13 +640,13 @@
                 <w:color w:val="000000"/>
                 <w:sz w:val="19"/>
               </w:rPr>
-              <w:t>2025-01</w:t>
+              <w:t>85076000</w:t>
             </w:r>
           </w:p>
         </w:tc>
         <w:tc>
           <w:tcPr>
-            <w:tcW w:type="dxa" w:w="2200"/>
+            <w:tcW w:type="dxa" w:w="4260"/>
             <w:vAlign w:val="center"/>
           </w:tcPr>
           <w:p>
@@ -575,13 +661,13 @@
                 <w:color w:val="000000"/>
                 <w:sz w:val="19"/>
               </w:rPr>
-              <w:t>1.61 十亿元人民币</w:t>
+              <w:t>锂离子蓄电池</w:t>
             </w:r>
           </w:p>
         </w:tc>
         <w:tc>
           <w:tcPr>
-            <w:tcW w:type="dxa" w:w="2880"/>
+            <w:tcW w:type="dxa" w:w="1700"/>
             <w:vAlign w:val="center"/>
           </w:tcPr>
           <w:p>
@@ -596,13 +682,13 @@
                 <w:color w:val="000000"/>
                 <w:sz w:val="19"/>
               </w:rPr>
-              <w:t>66,779,210</w:t>
+              <w:t>3.76 十亿美元</w:t>
             </w:r>
           </w:p>
         </w:tc>
         <w:tc>
           <w:tcPr>
-            <w:tcW w:type="dxa" w:w="3080"/>
+            <w:tcW w:type="dxa" w:w="2100"/>
             <w:vAlign w:val="center"/>
           </w:tcPr>
           <w:p>
@@ -617,961 +703,24 @@
                 <w:color w:val="000000"/>
                 <w:sz w:val="19"/>
               </w:rPr>
-              <w:t>14,675,160</w:t>
-            </w:r>
-          </w:p>
-        </w:tc>
-      </w:tr>
-      <w:tr>
-        <w:tc>
-          <w:tcPr>
-            <w:tcW w:type="dxa" w:w="1200"/>
-            <w:vAlign w:val="center"/>
-          </w:tcPr>
-          <w:p>
-            <w:pPr>
-              <w:spacing w:after="0"/>
-            </w:pPr>
-            <w:r/>
-            <w:r>
-              <w:rPr>
-                <w:rFonts w:ascii="Microsoft YaHei" w:hAnsi="Microsoft YaHei" w:eastAsia="Microsoft YaHei"/>
-                <w:b w:val="0"/>
-                <w:color w:val="000000"/>
-                <w:sz w:val="19"/>
-              </w:rPr>
-              <w:t>2025-02</w:t>
-            </w:r>
-          </w:p>
-        </w:tc>
-        <w:tc>
-          <w:tcPr>
-            <w:tcW w:type="dxa" w:w="2200"/>
-            <w:vAlign w:val="center"/>
-          </w:tcPr>
-          <w:p>
-            <w:pPr>
-              <w:spacing w:after="0"/>
-            </w:pPr>
-            <w:r/>
-            <w:r>
-              <w:rPr>
-                <w:rFonts w:ascii="Microsoft YaHei" w:hAnsi="Microsoft YaHei" w:eastAsia="Microsoft YaHei"/>
-                <w:b w:val="0"/>
-                <w:color w:val="000000"/>
-                <w:sz w:val="19"/>
-              </w:rPr>
-              <w:t>1.55 十亿元人民币</w:t>
-            </w:r>
-          </w:p>
-        </w:tc>
-        <w:tc>
-          <w:tcPr>
-            <w:tcW w:type="dxa" w:w="2880"/>
-            <w:vAlign w:val="center"/>
-          </w:tcPr>
-          <w:p>
-            <w:pPr>
-              <w:spacing w:after="0"/>
-            </w:pPr>
-            <w:r/>
-            <w:r>
-              <w:rPr>
-                <w:rFonts w:ascii="Microsoft YaHei" w:hAnsi="Microsoft YaHei" w:eastAsia="Microsoft YaHei"/>
-                <w:b w:val="0"/>
-                <w:color w:val="000000"/>
-                <w:sz w:val="19"/>
-              </w:rPr>
-              <w:t>49,889,509</w:t>
-            </w:r>
-          </w:p>
-        </w:tc>
-        <w:tc>
-          <w:tcPr>
-            <w:tcW w:type="dxa" w:w="3080"/>
-            <w:vAlign w:val="center"/>
-          </w:tcPr>
-          <w:p>
-            <w:pPr>
-              <w:spacing w:after="0"/>
-            </w:pPr>
-            <w:r/>
-            <w:r>
-              <w:rPr>
-                <w:rFonts w:ascii="Microsoft YaHei" w:hAnsi="Microsoft YaHei" w:eastAsia="Microsoft YaHei"/>
-                <w:b w:val="0"/>
-                <w:color w:val="000000"/>
-                <w:sz w:val="19"/>
-              </w:rPr>
-              <w:t>12,888,861</w:t>
-            </w:r>
-          </w:p>
-        </w:tc>
-      </w:tr>
-      <w:tr>
-        <w:tc>
-          <w:tcPr>
-            <w:tcW w:type="dxa" w:w="1200"/>
-            <w:vAlign w:val="center"/>
-          </w:tcPr>
-          <w:p>
-            <w:pPr>
-              <w:spacing w:after="0"/>
-            </w:pPr>
-            <w:r/>
-            <w:r>
-              <w:rPr>
-                <w:rFonts w:ascii="Microsoft YaHei" w:hAnsi="Microsoft YaHei" w:eastAsia="Microsoft YaHei"/>
-                <w:b w:val="0"/>
-                <w:color w:val="000000"/>
-                <w:sz w:val="19"/>
-              </w:rPr>
-              <w:t>2025-03</w:t>
-            </w:r>
-          </w:p>
-        </w:tc>
-        <w:tc>
-          <w:tcPr>
-            <w:tcW w:type="dxa" w:w="2200"/>
-            <w:vAlign w:val="center"/>
-          </w:tcPr>
-          <w:p>
-            <w:pPr>
-              <w:spacing w:after="0"/>
-            </w:pPr>
-            <w:r/>
-            <w:r>
-              <w:rPr>
-                <w:rFonts w:ascii="Microsoft YaHei" w:hAnsi="Microsoft YaHei" w:eastAsia="Microsoft YaHei"/>
-                <w:b w:val="0"/>
-                <w:color w:val="000000"/>
-                <w:sz w:val="19"/>
-              </w:rPr>
-              <w:t>2.07 十亿元人民币</w:t>
-            </w:r>
-          </w:p>
-        </w:tc>
-        <w:tc>
-          <w:tcPr>
-            <w:tcW w:type="dxa" w:w="2880"/>
-            <w:vAlign w:val="center"/>
-          </w:tcPr>
-          <w:p>
-            <w:pPr>
-              <w:spacing w:after="0"/>
-            </w:pPr>
-            <w:r/>
-            <w:r>
-              <w:rPr>
-                <w:rFonts w:ascii="Microsoft YaHei" w:hAnsi="Microsoft YaHei" w:eastAsia="Microsoft YaHei"/>
-                <w:b w:val="0"/>
-                <w:color w:val="000000"/>
-                <w:sz w:val="19"/>
-              </w:rPr>
-              <w:t>72,147,598</w:t>
-            </w:r>
-          </w:p>
-        </w:tc>
-        <w:tc>
-          <w:tcPr>
-            <w:tcW w:type="dxa" w:w="3080"/>
-            <w:vAlign w:val="center"/>
-          </w:tcPr>
-          <w:p>
-            <w:pPr>
-              <w:spacing w:after="0"/>
-            </w:pPr>
-            <w:r/>
-            <w:r>
-              <w:rPr>
-                <w:rFonts w:ascii="Microsoft YaHei" w:hAnsi="Microsoft YaHei" w:eastAsia="Microsoft YaHei"/>
-                <w:b w:val="0"/>
-                <w:color w:val="000000"/>
-                <w:sz w:val="19"/>
-              </w:rPr>
-              <w:t>17,947,948</w:t>
-            </w:r>
-          </w:p>
-        </w:tc>
-      </w:tr>
-      <w:tr>
-        <w:tc>
-          <w:tcPr>
-            <w:tcW w:type="dxa" w:w="1200"/>
-            <w:vAlign w:val="center"/>
-          </w:tcPr>
-          <w:p>
-            <w:pPr>
-              <w:spacing w:after="0"/>
-            </w:pPr>
-            <w:r/>
-            <w:r>
-              <w:rPr>
-                <w:rFonts w:ascii="Microsoft YaHei" w:hAnsi="Microsoft YaHei" w:eastAsia="Microsoft YaHei"/>
-                <w:b w:val="0"/>
-                <w:color w:val="000000"/>
-                <w:sz w:val="19"/>
-              </w:rPr>
-              <w:t>2025-04</w:t>
-            </w:r>
-          </w:p>
-        </w:tc>
-        <w:tc>
-          <w:tcPr>
-            <w:tcW w:type="dxa" w:w="2200"/>
-            <w:vAlign w:val="center"/>
-          </w:tcPr>
-          <w:p>
-            <w:pPr>
-              <w:spacing w:after="0"/>
-            </w:pPr>
-            <w:r/>
-            <w:r>
-              <w:rPr>
-                <w:rFonts w:ascii="Microsoft YaHei" w:hAnsi="Microsoft YaHei" w:eastAsia="Microsoft YaHei"/>
-                <w:b w:val="0"/>
-                <w:color w:val="000000"/>
-                <w:sz w:val="19"/>
-              </w:rPr>
-              <w:t>1.84 十亿元人民币</w:t>
-            </w:r>
-          </w:p>
-        </w:tc>
-        <w:tc>
-          <w:tcPr>
-            <w:tcW w:type="dxa" w:w="2880"/>
-            <w:vAlign w:val="center"/>
-          </w:tcPr>
-          <w:p>
-            <w:pPr>
-              <w:spacing w:after="0"/>
-            </w:pPr>
-            <w:r/>
-            <w:r>
-              <w:rPr>
-                <w:rFonts w:ascii="Microsoft YaHei" w:hAnsi="Microsoft YaHei" w:eastAsia="Microsoft YaHei"/>
-                <w:b w:val="0"/>
-                <w:color w:val="000000"/>
-                <w:sz w:val="19"/>
-              </w:rPr>
-              <w:t>70,255,926</w:t>
-            </w:r>
-          </w:p>
-        </w:tc>
-        <w:tc>
-          <w:tcPr>
-            <w:tcW w:type="dxa" w:w="3080"/>
-            <w:vAlign w:val="center"/>
-          </w:tcPr>
-          <w:p>
-            <w:pPr>
-              <w:spacing w:after="0"/>
-            </w:pPr>
-            <w:r/>
-            <w:r>
-              <w:rPr>
-                <w:rFonts w:ascii="Microsoft YaHei" w:hAnsi="Microsoft YaHei" w:eastAsia="Microsoft YaHei"/>
-                <w:b w:val="0"/>
-                <w:color w:val="000000"/>
-                <w:sz w:val="19"/>
-              </w:rPr>
-              <w:t>15,358,859</w:t>
-            </w:r>
-          </w:p>
-        </w:tc>
-      </w:tr>
-      <w:tr>
-        <w:tc>
-          <w:tcPr>
-            <w:tcW w:type="dxa" w:w="1200"/>
-            <w:vAlign w:val="center"/>
-          </w:tcPr>
-          <w:p>
-            <w:pPr>
-              <w:spacing w:after="0"/>
-            </w:pPr>
-            <w:r/>
-            <w:r>
-              <w:rPr>
-                <w:rFonts w:ascii="Microsoft YaHei" w:hAnsi="Microsoft YaHei" w:eastAsia="Microsoft YaHei"/>
-                <w:b w:val="0"/>
-                <w:color w:val="000000"/>
-                <w:sz w:val="19"/>
-              </w:rPr>
-              <w:t>2025-05</w:t>
-            </w:r>
-          </w:p>
-        </w:tc>
-        <w:tc>
-          <w:tcPr>
-            <w:tcW w:type="dxa" w:w="2200"/>
-            <w:vAlign w:val="center"/>
-          </w:tcPr>
-          <w:p>
-            <w:pPr>
-              <w:spacing w:after="0"/>
-            </w:pPr>
-            <w:r/>
-            <w:r>
-              <w:rPr>
-                <w:rFonts w:ascii="Microsoft YaHei" w:hAnsi="Microsoft YaHei" w:eastAsia="Microsoft YaHei"/>
-                <w:b w:val="0"/>
-                <w:color w:val="000000"/>
-                <w:sz w:val="19"/>
-              </w:rPr>
-              <w:t>2.03 十亿元人民币</w:t>
-            </w:r>
-          </w:p>
-        </w:tc>
-        <w:tc>
-          <w:tcPr>
-            <w:tcW w:type="dxa" w:w="2880"/>
-            <w:vAlign w:val="center"/>
-          </w:tcPr>
-          <w:p>
-            <w:pPr>
-              <w:spacing w:after="0"/>
-            </w:pPr>
-            <w:r/>
-            <w:r>
-              <w:rPr>
-                <w:rFonts w:ascii="Microsoft YaHei" w:hAnsi="Microsoft YaHei" w:eastAsia="Microsoft YaHei"/>
-                <w:b w:val="0"/>
-                <w:color w:val="000000"/>
-                <w:sz w:val="19"/>
-              </w:rPr>
-              <w:t>79,993,514</w:t>
-            </w:r>
-          </w:p>
-        </w:tc>
-        <w:tc>
-          <w:tcPr>
-            <w:tcW w:type="dxa" w:w="3080"/>
-            <w:vAlign w:val="center"/>
-          </w:tcPr>
-          <w:p>
-            <w:pPr>
-              <w:spacing w:after="0"/>
-            </w:pPr>
-            <w:r/>
-            <w:r>
-              <w:rPr>
-                <w:rFonts w:ascii="Microsoft YaHei" w:hAnsi="Microsoft YaHei" w:eastAsia="Microsoft YaHei"/>
-                <w:b w:val="0"/>
-                <w:color w:val="000000"/>
-                <w:sz w:val="19"/>
-              </w:rPr>
-              <w:t>17,883,397</w:t>
-            </w:r>
-          </w:p>
-        </w:tc>
-      </w:tr>
-      <w:tr>
-        <w:tc>
-          <w:tcPr>
-            <w:tcW w:type="dxa" w:w="1200"/>
-            <w:vAlign w:val="center"/>
-          </w:tcPr>
-          <w:p>
-            <w:pPr>
-              <w:spacing w:after="0"/>
-            </w:pPr>
-            <w:r/>
-            <w:r>
-              <w:rPr>
-                <w:rFonts w:ascii="Microsoft YaHei" w:hAnsi="Microsoft YaHei" w:eastAsia="Microsoft YaHei"/>
-                <w:b w:val="0"/>
-                <w:color w:val="000000"/>
-                <w:sz w:val="19"/>
-              </w:rPr>
-              <w:t>2025-06</w:t>
-            </w:r>
-          </w:p>
-        </w:tc>
-        <w:tc>
-          <w:tcPr>
-            <w:tcW w:type="dxa" w:w="2200"/>
-            <w:vAlign w:val="center"/>
-          </w:tcPr>
-          <w:p>
-            <w:pPr>
-              <w:spacing w:after="0"/>
-            </w:pPr>
-            <w:r/>
-            <w:r>
-              <w:rPr>
-                <w:rFonts w:ascii="Microsoft YaHei" w:hAnsi="Microsoft YaHei" w:eastAsia="Microsoft YaHei"/>
-                <w:b w:val="0"/>
-                <w:color w:val="000000"/>
-                <w:sz w:val="19"/>
-              </w:rPr>
-              <w:t>1.87 十亿元人民币</w:t>
-            </w:r>
-          </w:p>
-        </w:tc>
-        <w:tc>
-          <w:tcPr>
-            <w:tcW w:type="dxa" w:w="2880"/>
-            <w:vAlign w:val="center"/>
-          </w:tcPr>
-          <w:p>
-            <w:pPr>
-              <w:spacing w:after="0"/>
-            </w:pPr>
-            <w:r/>
-            <w:r>
-              <w:rPr>
-                <w:rFonts w:ascii="Microsoft YaHei" w:hAnsi="Microsoft YaHei" w:eastAsia="Microsoft YaHei"/>
-                <w:b w:val="0"/>
-                <w:color w:val="000000"/>
-                <w:sz w:val="19"/>
-              </w:rPr>
-              <w:t>83,785,937</w:t>
-            </w:r>
-          </w:p>
-        </w:tc>
-        <w:tc>
-          <w:tcPr>
-            <w:tcW w:type="dxa" w:w="3080"/>
-            <w:vAlign w:val="center"/>
-          </w:tcPr>
-          <w:p>
-            <w:pPr>
-              <w:spacing w:after="0"/>
-            </w:pPr>
-            <w:r/>
-            <w:r>
-              <w:rPr>
-                <w:rFonts w:ascii="Microsoft YaHei" w:hAnsi="Microsoft YaHei" w:eastAsia="Microsoft YaHei"/>
-                <w:b w:val="0"/>
-                <w:color w:val="000000"/>
-                <w:sz w:val="19"/>
-              </w:rPr>
-              <w:t>18,255,551</w:t>
-            </w:r>
-          </w:p>
-        </w:tc>
-      </w:tr>
-      <w:tr>
-        <w:tc>
-          <w:tcPr>
-            <w:tcW w:type="dxa" w:w="1200"/>
-            <w:vAlign w:val="center"/>
-          </w:tcPr>
-          <w:p>
-            <w:pPr>
-              <w:spacing w:after="0"/>
-            </w:pPr>
-            <w:r/>
-            <w:r>
-              <w:rPr>
-                <w:rFonts w:ascii="Microsoft YaHei" w:hAnsi="Microsoft YaHei" w:eastAsia="Microsoft YaHei"/>
-                <w:b w:val="0"/>
-                <w:color w:val="000000"/>
-                <w:sz w:val="19"/>
-              </w:rPr>
-              <w:t>2025-07</w:t>
-            </w:r>
-          </w:p>
-        </w:tc>
-        <w:tc>
-          <w:tcPr>
-            <w:tcW w:type="dxa" w:w="2200"/>
-            <w:vAlign w:val="center"/>
-          </w:tcPr>
-          <w:p>
-            <w:pPr>
-              <w:spacing w:after="0"/>
-            </w:pPr>
-            <w:r/>
-            <w:r>
-              <w:rPr>
-                <w:rFonts w:ascii="Microsoft YaHei" w:hAnsi="Microsoft YaHei" w:eastAsia="Microsoft YaHei"/>
-                <w:b w:val="0"/>
-                <w:color w:val="000000"/>
-                <w:sz w:val="19"/>
-              </w:rPr>
-              <w:t>2.02 十亿元人民币</w:t>
-            </w:r>
-          </w:p>
-        </w:tc>
-        <w:tc>
-          <w:tcPr>
-            <w:tcW w:type="dxa" w:w="2880"/>
-            <w:vAlign w:val="center"/>
-          </w:tcPr>
-          <w:p>
-            <w:pPr>
-              <w:spacing w:after="0"/>
-            </w:pPr>
-            <w:r/>
-            <w:r>
-              <w:rPr>
-                <w:rFonts w:ascii="Microsoft YaHei" w:hAnsi="Microsoft YaHei" w:eastAsia="Microsoft YaHei"/>
-                <w:b w:val="0"/>
-                <w:color w:val="000000"/>
-                <w:sz w:val="19"/>
-              </w:rPr>
-              <w:t>91,268,101</w:t>
-            </w:r>
-          </w:p>
-        </w:tc>
-        <w:tc>
-          <w:tcPr>
-            <w:tcW w:type="dxa" w:w="3080"/>
-            <w:vAlign w:val="center"/>
-          </w:tcPr>
-          <w:p>
-            <w:pPr>
-              <w:spacing w:after="0"/>
-            </w:pPr>
-            <w:r/>
-            <w:r>
-              <w:rPr>
-                <w:rFonts w:ascii="Microsoft YaHei" w:hAnsi="Microsoft YaHei" w:eastAsia="Microsoft YaHei"/>
-                <w:b w:val="0"/>
-                <w:color w:val="000000"/>
-                <w:sz w:val="19"/>
-              </w:rPr>
-              <w:t>19,167,252</w:t>
-            </w:r>
-          </w:p>
-        </w:tc>
-      </w:tr>
-      <w:tr>
-        <w:tc>
-          <w:tcPr>
-            <w:tcW w:type="dxa" w:w="1200"/>
-            <w:vAlign w:val="center"/>
-          </w:tcPr>
-          <w:p>
-            <w:pPr>
-              <w:spacing w:after="0"/>
-            </w:pPr>
-            <w:r/>
-            <w:r>
-              <w:rPr>
-                <w:rFonts w:ascii="Microsoft YaHei" w:hAnsi="Microsoft YaHei" w:eastAsia="Microsoft YaHei"/>
-                <w:b w:val="0"/>
-                <w:color w:val="000000"/>
-                <w:sz w:val="19"/>
-              </w:rPr>
-              <w:t>2025-08</w:t>
-            </w:r>
-          </w:p>
-        </w:tc>
-        <w:tc>
-          <w:tcPr>
-            <w:tcW w:type="dxa" w:w="2200"/>
-            <w:vAlign w:val="center"/>
-          </w:tcPr>
-          <w:p>
-            <w:pPr>
-              <w:spacing w:after="0"/>
-            </w:pPr>
-            <w:r/>
-            <w:r>
-              <w:rPr>
-                <w:rFonts w:ascii="Microsoft YaHei" w:hAnsi="Microsoft YaHei" w:eastAsia="Microsoft YaHei"/>
-                <w:b w:val="0"/>
-                <w:color w:val="000000"/>
-                <w:sz w:val="19"/>
-              </w:rPr>
-              <w:t>2.77 十亿元人民币</w:t>
-            </w:r>
-          </w:p>
-        </w:tc>
-        <w:tc>
-          <w:tcPr>
-            <w:tcW w:type="dxa" w:w="2880"/>
-            <w:vAlign w:val="center"/>
-          </w:tcPr>
-          <w:p>
-            <w:pPr>
-              <w:spacing w:after="0"/>
-            </w:pPr>
-            <w:r/>
-            <w:r>
-              <w:rPr>
-                <w:rFonts w:ascii="Microsoft YaHei" w:hAnsi="Microsoft YaHei" w:eastAsia="Microsoft YaHei"/>
-                <w:b w:val="0"/>
-                <w:color w:val="000000"/>
-                <w:sz w:val="19"/>
-              </w:rPr>
-              <w:t>98,691,261</w:t>
-            </w:r>
-          </w:p>
-        </w:tc>
-        <w:tc>
-          <w:tcPr>
-            <w:tcW w:type="dxa" w:w="3080"/>
-            <w:vAlign w:val="center"/>
-          </w:tcPr>
-          <w:p>
-            <w:pPr>
-              <w:spacing w:after="0"/>
-            </w:pPr>
-            <w:r/>
-            <w:r>
-              <w:rPr>
-                <w:rFonts w:ascii="Microsoft YaHei" w:hAnsi="Microsoft YaHei" w:eastAsia="Microsoft YaHei"/>
-                <w:b w:val="0"/>
-                <w:color w:val="000000"/>
-                <w:sz w:val="19"/>
-              </w:rPr>
-              <w:t>28,637,244</w:t>
-            </w:r>
-          </w:p>
-        </w:tc>
-      </w:tr>
-      <w:tr>
-        <w:tc>
-          <w:tcPr>
-            <w:tcW w:type="dxa" w:w="1200"/>
-            <w:vAlign w:val="center"/>
-          </w:tcPr>
-          <w:p>
-            <w:pPr>
-              <w:spacing w:after="0"/>
-            </w:pPr>
-            <w:r/>
-            <w:r>
-              <w:rPr>
-                <w:rFonts w:ascii="Microsoft YaHei" w:hAnsi="Microsoft YaHei" w:eastAsia="Microsoft YaHei"/>
-                <w:b w:val="0"/>
-                <w:color w:val="000000"/>
-                <w:sz w:val="19"/>
-              </w:rPr>
-              <w:t>2025-09</w:t>
-            </w:r>
-          </w:p>
-        </w:tc>
-        <w:tc>
-          <w:tcPr>
-            <w:tcW w:type="dxa" w:w="2200"/>
-            <w:vAlign w:val="center"/>
-          </w:tcPr>
-          <w:p>
-            <w:pPr>
-              <w:spacing w:after="0"/>
-            </w:pPr>
-            <w:r/>
-            <w:r>
-              <w:rPr>
-                <w:rFonts w:ascii="Microsoft YaHei" w:hAnsi="Microsoft YaHei" w:eastAsia="Microsoft YaHei"/>
-                <w:b w:val="0"/>
-                <w:color w:val="000000"/>
-                <w:sz w:val="19"/>
-              </w:rPr>
-              <w:t>2.12 十亿元人民币</w:t>
-            </w:r>
-          </w:p>
-        </w:tc>
-        <w:tc>
-          <w:tcPr>
-            <w:tcW w:type="dxa" w:w="2880"/>
-            <w:vAlign w:val="center"/>
-          </w:tcPr>
-          <w:p>
-            <w:pPr>
-              <w:spacing w:after="0"/>
-            </w:pPr>
-            <w:r/>
-            <w:r>
-              <w:rPr>
-                <w:rFonts w:ascii="Microsoft YaHei" w:hAnsi="Microsoft YaHei" w:eastAsia="Microsoft YaHei"/>
-                <w:b w:val="0"/>
-                <w:color w:val="000000"/>
-                <w:sz w:val="19"/>
-              </w:rPr>
-              <w:t>94,713,998</w:t>
-            </w:r>
-          </w:p>
-        </w:tc>
-        <w:tc>
-          <w:tcPr>
-            <w:tcW w:type="dxa" w:w="3080"/>
-            <w:vAlign w:val="center"/>
-          </w:tcPr>
-          <w:p>
-            <w:pPr>
-              <w:spacing w:after="0"/>
-            </w:pPr>
-            <w:r/>
-            <w:r>
-              <w:rPr>
-                <w:rFonts w:ascii="Microsoft YaHei" w:hAnsi="Microsoft YaHei" w:eastAsia="Microsoft YaHei"/>
-                <w:b w:val="0"/>
-                <w:color w:val="000000"/>
-                <w:sz w:val="19"/>
-              </w:rPr>
-              <w:t>22,310,739</w:t>
-            </w:r>
-          </w:p>
-        </w:tc>
-      </w:tr>
-      <w:tr>
-        <w:tc>
-          <w:tcPr>
-            <w:tcW w:type="dxa" w:w="1200"/>
-            <w:vAlign w:val="center"/>
-          </w:tcPr>
-          <w:p>
-            <w:pPr>
-              <w:spacing w:after="0"/>
-            </w:pPr>
-            <w:r/>
-            <w:r>
-              <w:rPr>
-                <w:rFonts w:ascii="Microsoft YaHei" w:hAnsi="Microsoft YaHei" w:eastAsia="Microsoft YaHei"/>
-                <w:b w:val="0"/>
-                <w:color w:val="000000"/>
-                <w:sz w:val="19"/>
-              </w:rPr>
-              <w:t>2025-10</w:t>
-            </w:r>
-          </w:p>
-        </w:tc>
-        <w:tc>
-          <w:tcPr>
-            <w:tcW w:type="dxa" w:w="2200"/>
-            <w:vAlign w:val="center"/>
-          </w:tcPr>
-          <w:p>
-            <w:pPr>
-              <w:spacing w:after="0"/>
-            </w:pPr>
-            <w:r/>
-            <w:r>
-              <w:rPr>
-                <w:rFonts w:ascii="Microsoft YaHei" w:hAnsi="Microsoft YaHei" w:eastAsia="Microsoft YaHei"/>
-                <w:b w:val="0"/>
-                <w:color w:val="000000"/>
-                <w:sz w:val="19"/>
-              </w:rPr>
-              <w:t>2.28 十亿元人民币</w:t>
-            </w:r>
-          </w:p>
-        </w:tc>
-        <w:tc>
-          <w:tcPr>
-            <w:tcW w:type="dxa" w:w="2880"/>
-            <w:vAlign w:val="center"/>
-          </w:tcPr>
-          <w:p>
-            <w:pPr>
-              <w:spacing w:after="0"/>
-            </w:pPr>
-            <w:r/>
-            <w:r>
-              <w:rPr>
-                <w:rFonts w:ascii="Microsoft YaHei" w:hAnsi="Microsoft YaHei" w:eastAsia="Microsoft YaHei"/>
-                <w:b w:val="0"/>
-                <w:color w:val="000000"/>
-                <w:sz w:val="19"/>
-              </w:rPr>
-              <w:t>83,962,940</w:t>
-            </w:r>
-          </w:p>
-        </w:tc>
-        <w:tc>
-          <w:tcPr>
-            <w:tcW w:type="dxa" w:w="3080"/>
-            <w:vAlign w:val="center"/>
-          </w:tcPr>
-          <w:p>
-            <w:pPr>
-              <w:spacing w:after="0"/>
-            </w:pPr>
-            <w:r/>
-            <w:r>
-              <w:rPr>
-                <w:rFonts w:ascii="Microsoft YaHei" w:hAnsi="Microsoft YaHei" w:eastAsia="Microsoft YaHei"/>
-                <w:b w:val="0"/>
-                <w:color w:val="000000"/>
-                <w:sz w:val="19"/>
-              </w:rPr>
-              <w:t>22,605,448</w:t>
-            </w:r>
-          </w:p>
-        </w:tc>
-      </w:tr>
-      <w:tr>
-        <w:tc>
-          <w:tcPr>
-            <w:tcW w:type="dxa" w:w="1200"/>
-            <w:vAlign w:val="center"/>
-          </w:tcPr>
-          <w:p>
-            <w:pPr>
-              <w:spacing w:after="0"/>
-            </w:pPr>
-            <w:r/>
-            <w:r>
-              <w:rPr>
-                <w:rFonts w:ascii="Microsoft YaHei" w:hAnsi="Microsoft YaHei" w:eastAsia="Microsoft YaHei"/>
-                <w:b w:val="0"/>
-                <w:color w:val="000000"/>
-                <w:sz w:val="19"/>
-              </w:rPr>
-              <w:t>2025-11</w:t>
-            </w:r>
-          </w:p>
-        </w:tc>
-        <w:tc>
-          <w:tcPr>
-            <w:tcW w:type="dxa" w:w="2200"/>
-            <w:vAlign w:val="center"/>
-          </w:tcPr>
-          <w:p>
-            <w:pPr>
-              <w:spacing w:after="0"/>
-            </w:pPr>
-            <w:r/>
-            <w:r>
-              <w:rPr>
-                <w:rFonts w:ascii="Microsoft YaHei" w:hAnsi="Microsoft YaHei" w:eastAsia="Microsoft YaHei"/>
-                <w:b w:val="0"/>
-                <w:color w:val="000000"/>
-                <w:sz w:val="19"/>
-              </w:rPr>
-              <w:t>2.52 十亿元人民币</w:t>
-            </w:r>
-          </w:p>
-        </w:tc>
-        <w:tc>
-          <w:tcPr>
-            <w:tcW w:type="dxa" w:w="2880"/>
-            <w:vAlign w:val="center"/>
-          </w:tcPr>
-          <w:p>
-            <w:pPr>
-              <w:spacing w:after="0"/>
-            </w:pPr>
-            <w:r/>
-            <w:r>
-              <w:rPr>
-                <w:rFonts w:ascii="Microsoft YaHei" w:hAnsi="Microsoft YaHei" w:eastAsia="Microsoft YaHei"/>
-                <w:b w:val="0"/>
-                <w:color w:val="000000"/>
-                <w:sz w:val="19"/>
-              </w:rPr>
-              <w:t>100,860,554</w:t>
-            </w:r>
-          </w:p>
-        </w:tc>
-        <w:tc>
-          <w:tcPr>
-            <w:tcW w:type="dxa" w:w="3080"/>
-            <w:vAlign w:val="center"/>
-          </w:tcPr>
-          <w:p>
-            <w:pPr>
-              <w:spacing w:after="0"/>
-            </w:pPr>
-            <w:r/>
-            <w:r>
-              <w:rPr>
-                <w:rFonts w:ascii="Microsoft YaHei" w:hAnsi="Microsoft YaHei" w:eastAsia="Microsoft YaHei"/>
-                <w:b w:val="0"/>
-                <w:color w:val="000000"/>
-                <w:sz w:val="19"/>
-              </w:rPr>
-              <w:t>26,302,863</w:t>
-            </w:r>
-          </w:p>
-        </w:tc>
-      </w:tr>
-      <w:tr>
-        <w:tc>
-          <w:tcPr>
-            <w:tcW w:type="dxa" w:w="1200"/>
-            <w:vAlign w:val="center"/>
-          </w:tcPr>
-          <w:p>
-            <w:pPr>
-              <w:spacing w:after="0"/>
-            </w:pPr>
-            <w:r/>
-            <w:r>
-              <w:rPr>
-                <w:rFonts w:ascii="Microsoft YaHei" w:hAnsi="Microsoft YaHei" w:eastAsia="Microsoft YaHei"/>
-                <w:b w:val="0"/>
-                <w:color w:val="000000"/>
-                <w:sz w:val="19"/>
-              </w:rPr>
-              <w:t>2025-12</w:t>
-            </w:r>
-          </w:p>
-        </w:tc>
-        <w:tc>
-          <w:tcPr>
-            <w:tcW w:type="dxa" w:w="2200"/>
-            <w:vAlign w:val="center"/>
-          </w:tcPr>
-          <w:p>
-            <w:pPr>
-              <w:spacing w:after="0"/>
-            </w:pPr>
-            <w:r/>
-            <w:r>
-              <w:rPr>
-                <w:rFonts w:ascii="Microsoft YaHei" w:hAnsi="Microsoft YaHei" w:eastAsia="Microsoft YaHei"/>
-                <w:b w:val="0"/>
-                <w:color w:val="000000"/>
-                <w:sz w:val="19"/>
-              </w:rPr>
-              <w:t>4.16 十亿元人民币</w:t>
-            </w:r>
-          </w:p>
-        </w:tc>
-        <w:tc>
-          <w:tcPr>
-            <w:tcW w:type="dxa" w:w="2880"/>
-            <w:vAlign w:val="center"/>
-          </w:tcPr>
-          <w:p>
-            <w:pPr>
-              <w:spacing w:after="0"/>
-            </w:pPr>
-            <w:r/>
-            <w:r>
-              <w:rPr>
-                <w:rFonts w:ascii="Microsoft YaHei" w:hAnsi="Microsoft YaHei" w:eastAsia="Microsoft YaHei"/>
-                <w:b w:val="0"/>
-                <w:color w:val="000000"/>
-                <w:sz w:val="19"/>
-              </w:rPr>
-              <w:t>97,226,305</w:t>
-            </w:r>
-          </w:p>
-        </w:tc>
-        <w:tc>
-          <w:tcPr>
-            <w:tcW w:type="dxa" w:w="3080"/>
-            <w:vAlign w:val="center"/>
-          </w:tcPr>
-          <w:p>
-            <w:pPr>
-              <w:spacing w:after="0"/>
-            </w:pPr>
-            <w:r/>
-            <w:r>
-              <w:rPr>
-                <w:rFonts w:ascii="Microsoft YaHei" w:hAnsi="Microsoft YaHei" w:eastAsia="Microsoft YaHei"/>
-                <w:b w:val="0"/>
-                <w:color w:val="000000"/>
-                <w:sz w:val="19"/>
-              </w:rPr>
-              <w:t>59,244,028</w:t>
+              <w:t>一般贸易</w:t>
             </w:r>
           </w:p>
         </w:tc>
       </w:tr>
     </w:tbl>
     <w:p>
+      <w:pPr>
+        <w:spacing w:after="120"/>
+      </w:pPr>
       <w:r>
-        <w:t>结构补充：一般贸易占 78.31%，进料加工贸易占 19.50%；2025 年12月出口额为 41.56 亿元，为年内最高值。</w:t>
+        <w:rPr>
+          <w:rFonts w:ascii="Microsoft YaHei" w:hAnsi="Microsoft YaHei" w:eastAsia="Microsoft YaHei"/>
+          <w:b w:val="0"/>
+          <w:color w:val="666666"/>
+          <w:sz w:val="18"/>
+        </w:rPr>
+        <w:t>表注：如某 HS6 下超过 10 个 HS8，表中列示金额靠前的主要子项；完整明细以网页交互卡片和原始 CSV 为准。</w:t>
       </w:r>
     </w:p>
     <w:p>
@@ -1579,12 +728,17 @@
         <w:pStyle w:val="Heading1"/>
       </w:pPr>
       <w:r>
-        <w:t>四、第三国路径与判读边界</w:t>
+        <w:t>五、第三国路径与判读边界</w:t>
       </w:r>
     </w:p>
     <w:p>
       <w:r>
-        <w:t>当前未取得与 HS6 850760 完全同口径且能够对应同一批货物的逐段单证闭环。即使中国至一个或多个中转国、再至印度的双边金额在同一时期同步上升，也只能作为核验线索；必须再用提单、原产地证书、发票、加工记录或公开查发案例确认。</w:t>
+        <w:t>电池跨国贸易经常包含电芯生产、模组集成和 PACK 组装。第三国出口额只能作为中国成分暴露的上限，不等同于转口额。</w:t>
+      </w:r>
+    </w:p>
+    <w:p>
+      <w:r>
+        <w:t>对 HS 850760 而言，第三国路径至少需要同时满足四类证据：第一，中国至中转节点存在同口径商品出口；第二，中转节点至印度存在同口径商品出口或印度进口；第三，金额、月份、数量单位和商品描述具有可比性；第四，原产地证书、提单、发票、加工记录或公开查发案例能够解释同一货物或同一供应网络。</w:t>
       </w:r>
     </w:p>
     <w:p>
@@ -1592,12 +746,32 @@
         <w:pStyle w:val="Heading1"/>
       </w:pPr>
       <w:r>
-        <w:t>五、结论</w:t>
+        <w:t>六、分析</w:t>
       </w:r>
     </w:p>
     <w:p>
       <w:r>
-        <w:t>锂离子蓄电池对华进口来源集中度高度集中，应列入优先核验清单。本结论准确度标注为“高概率”，仅适用于 HS6 850760 的 2025 年进口来源结构；后续若取得中国海关 HS8、企业料号和业务单证，应在不改变国际 HS6 可比口径的前提下进一步下钻。</w:t>
+        <w:t>87.2% 的对华来源占比意味着短期替代弹性有限，尤其在锂离子电芯、BMS 和关键材料层面可能高于 HS4 表面值。</w:t>
+      </w:r>
+    </w:p>
+    <w:p>
+      <w:r>
+        <w:t>越南具备规模和产业能力的双重信号，较香港等纯贸易节点更可能发生实质加工。合规判断应审查 BOM、工序、增值比例和原产地证书。</w:t>
+      </w:r>
+    </w:p>
+    <w:p>
+      <w:r>
+        <w:t>锂离子蓄电池的对华来源占比已达到高度集中水平。对进口商而言，风险不只体现为单一年度金额占比，还体现为认证替换、规格兼容、交付周期、价格谈判和售后技术支持的复合约束。如果企业业务数据继续显示关键型号、核心零部件或上游材料集中在中国供应商，则全国贸易占比可能低估实际运营依赖。</w:t>
+      </w:r>
+    </w:p>
+    <w:p>
+      <w:r>
+        <w:t>替代供应方面，2025 年除中国外的主要来源包括：日本、印度尼西亚、韩国、越南、德国。这些来源国可以作为供应分散化的第一批观察对象，但其是否具备现实替代能力，仍需进一步比较产品等级、报价条款、交期、认证记录、历史交付稳定性和售后能力。对于工程设备、电子电力和医药化工类商品，还需要特别注意整机、零部件、材料和中间体之间的税号差异。</w:t>
+      </w:r>
+    </w:p>
+    <w:p>
+      <w:r>
+        <w:t>从中国出口管制策略研究角度看，HS 850760 只能作为筛查入口，不能直接替代受控物项判定。真正需要落到三个层级：第一，税号与商品描述是否锁定到具体物项；第二，技术参数、性能指标、材料形态或最终用途是否触及管制清单；第三，交易链条中的最终用户、最终用途、发票国、装运国和原产国是否一致。因此，本报告将贸易金额用于识别优先级，将单证和技术参数留作后续核验重点。</w:t>
       </w:r>
     </w:p>
     <w:p>
@@ -1605,7 +779,25 @@
         <w:pStyle w:val="Heading1"/>
       </w:pPr>
       <w:r>
-        <w:t>六、后续监测重点</w:t>
+        <w:t>七、结论</w:t>
+      </w:r>
+    </w:p>
+    <w:p>
+      <w:r>
+        <w:t>蓄电池应被列为最高优先级供应安全品类。越南是首要路径节点，但现有证据不足以认定大规模非法转口；企业应按电芯—模组—PACK 三层拆分来源。</w:t>
+      </w:r>
+    </w:p>
+    <w:p>
+      <w:r>
+        <w:t>准确度标注：高概率。结论主要基于公开统计与审慎边界表述。</w:t>
+      </w:r>
+    </w:p>
+    <w:p>
+      <w:pPr>
+        <w:pStyle w:val="Heading1"/>
+      </w:pPr>
+      <w:r>
+        <w:t>八、后续监测重点</w:t>
       </w:r>
     </w:p>
     <w:p>
@@ -1618,7 +810,7 @@
           <w:rFonts w:ascii="Microsoft YaHei" w:hAnsi="Microsoft YaHei" w:eastAsia="Microsoft YaHei"/>
           <w:sz w:val="21"/>
         </w:rPr>
-        <w:t>HS6 850760 的月度进口金额、数量和对华来源占比</w:t>
+        <w:t>电芯、模组、PACK 的 HS8 与料号映射</w:t>
       </w:r>
     </w:p>
     <w:p>
@@ -1631,7 +823,7 @@
           <w:rFonts w:ascii="Microsoft YaHei" w:hAnsi="Microsoft YaHei" w:eastAsia="Microsoft YaHei"/>
           <w:sz w:val="21"/>
         </w:rPr>
-        <w:t>中国海关 HS8、企业料号与印度本国八位税号映射</w:t>
+        <w:t>越南工厂工序与区域增值比例</w:t>
       </w:r>
     </w:p>
     <w:p>
@@ -1644,20 +836,7 @@
           <w:rFonts w:ascii="Microsoft YaHei" w:hAnsi="Microsoft YaHei" w:eastAsia="Microsoft YaHei"/>
           <w:sz w:val="21"/>
         </w:rPr>
-        <w:t>原产国、装运国、发票国、提单路径与实际加工工序</w:t>
-      </w:r>
-    </w:p>
-    <w:p>
-      <w:pPr>
-        <w:pStyle w:val="ListBullet"/>
-        <w:spacing w:after="80"/>
-      </w:pPr>
-      <w:r>
-        <w:rPr>
-          <w:rFonts w:ascii="Microsoft YaHei" w:hAnsi="Microsoft YaHei" w:eastAsia="Microsoft YaHei"/>
-          <w:sz w:val="21"/>
-        </w:rPr>
-        <w:t>出口许可证、技术参数、最终用户和最终用途变化</w:t>
+        <w:t>香港、印尼、日本等次级来源的月度异常增量</w:t>
       </w:r>
     </w:p>
     <w:p>
@@ -1665,59 +844,280 @@
         <w:pStyle w:val="Heading1"/>
       </w:pPr>
       <w:r>
-        <w:t>七、来源</w:t>
+        <w:t>脚注与数据来源</w:t>
       </w:r>
     </w:p>
     <w:p>
       <w:pPr>
-        <w:pStyle w:val="ListBullet"/>
-        <w:spacing w:after="80"/>
+        <w:spacing w:after="60"/>
       </w:pPr>
       <w:r>
         <w:rPr>
           <w:rFonts w:ascii="Microsoft YaHei" w:hAnsi="Microsoft YaHei" w:eastAsia="Microsoft YaHei"/>
-          <w:sz w:val="21"/>
+          <w:b/>
+          <w:color w:val="1F4D78"/>
+          <w:sz w:val="18"/>
         </w:rPr>
-        <w:t>UN Comtrade 公共 API：reporterCode=699（印度）、partnerCode=0/156、flowCode=M、cmdCode=850760、period=2025；访问 2026-07-23。</w:t>
+        <w:t>〔1〕</w:t>
+      </w:r>
+      <w:r>
+        <w:rPr>
+          <w:rFonts w:ascii="Microsoft YaHei" w:hAnsi="Microsoft YaHei" w:eastAsia="Microsoft YaHei"/>
+          <w:sz w:val="18"/>
+        </w:rPr>
+        <w:t>UN Comtrade 公共 API，报告国印度（reporterCode=699），贸易伙伴中国/世界（partnerCode=156/0），flowCode=M，cmdCode=850760，period=2025；访问日期 2026-07-24。</w:t>
       </w:r>
     </w:p>
     <w:p>
       <w:pPr>
-        <w:pStyle w:val="ListBullet"/>
-        <w:spacing w:after="80"/>
+        <w:spacing w:after="60"/>
       </w:pPr>
       <w:r>
         <w:rPr>
           <w:rFonts w:ascii="Microsoft YaHei" w:hAnsi="Microsoft YaHei" w:eastAsia="Microsoft YaHei"/>
-          <w:sz w:val="21"/>
+          <w:b/>
+          <w:color w:val="1F4D78"/>
+          <w:sz w:val="18"/>
+        </w:rPr>
+        <w:t>〔2〕</w:t>
+      </w:r>
+      <w:r>
+        <w:rPr>
+          <w:rFonts w:ascii="Microsoft YaHei" w:hAnsi="Microsoft YaHei" w:eastAsia="Microsoft YaHei"/>
+          <w:sz w:val="18"/>
+        </w:rPr>
+        <w:t>UN Comtrade 公共 API，报告国印度（reporterCode=699），贸易伙伴中国/世界（partnerCode=156/0），flowCode=M，cmdCode=850760，period=2025；访问日期 2026-07-24。</w:t>
+      </w:r>
+    </w:p>
+    <w:p>
+      <w:pPr>
+        <w:spacing w:after="60"/>
+      </w:pPr>
+      <w:r>
+        <w:rPr>
+          <w:rFonts w:ascii="Microsoft YaHei" w:hAnsi="Microsoft YaHei" w:eastAsia="Microsoft YaHei"/>
+          <w:b/>
+          <w:color w:val="1F4D78"/>
+          <w:sz w:val="18"/>
+        </w:rPr>
+        <w:t>〔3〕</w:t>
+      </w:r>
+      <w:r>
+        <w:rPr>
+          <w:rFonts w:ascii="Microsoft YaHei" w:hAnsi="Microsoft YaHei" w:eastAsia="Microsoft YaHei"/>
+          <w:sz w:val="18"/>
+        </w:rPr>
+        <w:t>UN Comtrade 公共 API，报告国印度（reporterCode=699），贸易伙伴中国/世界（partnerCode=156/0），flowCode=M，cmdCode=850760，period=2025；访问日期 2026-07-24。</w:t>
+      </w:r>
+    </w:p>
+    <w:p>
+      <w:pPr>
+        <w:spacing w:after="60"/>
+      </w:pPr>
+      <w:r>
+        <w:rPr>
+          <w:rFonts w:ascii="Microsoft YaHei" w:hAnsi="Microsoft YaHei" w:eastAsia="Microsoft YaHei"/>
+          <w:b/>
+          <w:color w:val="1F4D78"/>
+          <w:sz w:val="18"/>
+        </w:rPr>
+        <w:t>〔4〕</w:t>
+      </w:r>
+      <w:r>
+        <w:rPr>
+          <w:rFonts w:ascii="Microsoft YaHei" w:hAnsi="Microsoft YaHei" w:eastAsia="Microsoft YaHei"/>
+          <w:sz w:val="18"/>
+        </w:rPr>
+        <w:t>OEC 2024 电池双边贸易结构</w:t>
+      </w:r>
+    </w:p>
+    <w:p>
+      <w:pPr>
+        <w:spacing w:after="60"/>
+      </w:pPr>
+      <w:r>
+        <w:rPr>
+          <w:rFonts w:ascii="Microsoft YaHei" w:hAnsi="Microsoft YaHei" w:eastAsia="Microsoft YaHei"/>
+          <w:b/>
+          <w:color w:val="1F4D78"/>
+          <w:sz w:val="18"/>
+        </w:rPr>
+        <w:t>〔5〕</w:t>
+      </w:r>
+      <w:r>
+        <w:rPr>
+          <w:rFonts w:ascii="Microsoft YaHei" w:hAnsi="Microsoft YaHei" w:eastAsia="Microsoft YaHei"/>
+          <w:sz w:val="18"/>
+        </w:rPr>
+        <w:t>Volza HS 8507 对印 shipment 开放摘要</w:t>
+      </w:r>
+    </w:p>
+    <w:p>
+      <w:pPr>
+        <w:spacing w:after="60"/>
+      </w:pPr>
+      <w:r>
+        <w:rPr>
+          <w:rFonts w:ascii="Microsoft YaHei" w:hAnsi="Microsoft YaHei" w:eastAsia="Microsoft YaHei"/>
+          <w:b/>
+          <w:color w:val="1F4D78"/>
+          <w:sz w:val="18"/>
+        </w:rPr>
+        <w:t>〔6〕</w:t>
+      </w:r>
+      <w:r>
+        <w:rPr>
+          <w:rFonts w:ascii="Microsoft YaHei" w:hAnsi="Microsoft YaHei" w:eastAsia="Microsoft YaHei"/>
+          <w:sz w:val="18"/>
+        </w:rPr>
+        <w:t>海关总署统计网，中国出口至印度，贸易伙伴编码 111，HS6 850760 下真实 HS8 明细，来源文件 数据导出.csv、数据导出 (1).csv，访问日期 2026-07-24。</w:t>
+      </w:r>
+    </w:p>
+    <w:p>
+      <w:pPr>
+        <w:spacing w:after="60"/>
+      </w:pPr>
+      <w:r>
+        <w:rPr>
+          <w:rFonts w:ascii="Microsoft YaHei" w:hAnsi="Microsoft YaHei" w:eastAsia="Microsoft YaHei"/>
+          <w:b/>
+          <w:color w:val="1F4D78"/>
+          <w:sz w:val="18"/>
+        </w:rPr>
+        <w:t>〔7〕</w:t>
+      </w:r>
+      <w:r>
+        <w:rPr>
+          <w:rFonts w:ascii="Microsoft YaHei" w:hAnsi="Microsoft YaHei" w:eastAsia="Microsoft YaHei"/>
+          <w:sz w:val="18"/>
+        </w:rPr>
+        <w:t>研究报告第 6—7 页：HS 8507 路径证据</w:t>
+      </w:r>
+    </w:p>
+    <w:p>
+      <w:pPr>
+        <w:spacing w:after="60"/>
+      </w:pPr>
+      <w:r>
+        <w:rPr>
+          <w:rFonts w:ascii="Microsoft YaHei" w:hAnsi="Microsoft YaHei" w:eastAsia="Microsoft YaHei"/>
+          <w:b/>
+          <w:color w:val="1F4D78"/>
+          <w:sz w:val="18"/>
+        </w:rPr>
+        <w:t>〔8〕</w:t>
+      </w:r>
+      <w:r>
+        <w:rPr>
+          <w:rFonts w:ascii="Microsoft YaHei" w:hAnsi="Microsoft YaHei" w:eastAsia="Microsoft YaHei"/>
+          <w:sz w:val="18"/>
+        </w:rPr>
+        <w:t>OEC 2024 电池双边贸易结构</w:t>
+      </w:r>
+    </w:p>
+    <w:p>
+      <w:pPr>
+        <w:spacing w:after="60"/>
+      </w:pPr>
+      <w:r>
+        <w:rPr>
+          <w:rFonts w:ascii="Microsoft YaHei" w:hAnsi="Microsoft YaHei" w:eastAsia="Microsoft YaHei"/>
+          <w:b/>
+          <w:color w:val="1F4D78"/>
+          <w:sz w:val="18"/>
+        </w:rPr>
+        <w:t>〔9〕</w:t>
+      </w:r>
+      <w:r>
+        <w:rPr>
+          <w:rFonts w:ascii="Microsoft YaHei" w:hAnsi="Microsoft YaHei" w:eastAsia="Microsoft YaHei"/>
+          <w:sz w:val="18"/>
+        </w:rPr>
+        <w:t>Volza HS 8507 对印 shipment 开放摘要</w:t>
+      </w:r>
+    </w:p>
+    <w:p>
+      <w:pPr>
+        <w:spacing w:after="60"/>
+      </w:pPr>
+      <w:r>
+        <w:rPr>
+          <w:rFonts w:ascii="Microsoft YaHei" w:hAnsi="Microsoft YaHei" w:eastAsia="Microsoft YaHei"/>
+          <w:b/>
+          <w:color w:val="1F4D78"/>
+          <w:sz w:val="18"/>
+        </w:rPr>
+        <w:t>〔10〕</w:t>
+      </w:r>
+      <w:r>
+        <w:rPr>
+          <w:rFonts w:ascii="Microsoft YaHei" w:hAnsi="Microsoft YaHei" w:eastAsia="Microsoft YaHei"/>
+          <w:sz w:val="18"/>
+        </w:rPr>
+        <w:t>UN Comtrade 公共 API，报告国印度（reporterCode=699），贸易伙伴中国/世界（partnerCode=156/0），flowCode=M，cmdCode=850760，period=2025；访问日期 2026-07-24。</w:t>
+      </w:r>
+    </w:p>
+    <w:p>
+      <w:pPr>
+        <w:spacing w:after="60"/>
+      </w:pPr>
+      <w:r>
+        <w:rPr>
+          <w:rFonts w:ascii="Microsoft YaHei" w:hAnsi="Microsoft YaHei" w:eastAsia="Microsoft YaHei"/>
+          <w:b/>
+          <w:color w:val="1F4D78"/>
+          <w:sz w:val="18"/>
+        </w:rPr>
+        <w:t>〔11〕</w:t>
+      </w:r>
+      <w:r>
+        <w:rPr>
+          <w:rFonts w:ascii="Microsoft YaHei" w:hAnsi="Microsoft YaHei" w:eastAsia="Microsoft YaHei"/>
+          <w:sz w:val="18"/>
         </w:rPr>
         <w:t>印度 DGCI&amp;S TradeStat：月度贸易数据库与编码调整说明。</w:t>
       </w:r>
     </w:p>
     <w:p>
       <w:pPr>
-        <w:pStyle w:val="ListBullet"/>
-        <w:spacing w:after="80"/>
+        <w:spacing w:after="60"/>
       </w:pPr>
       <w:r>
         <w:rPr>
           <w:rFonts w:ascii="Microsoft YaHei" w:hAnsi="Microsoft YaHei" w:eastAsia="Microsoft YaHei"/>
-          <w:sz w:val="21"/>
+          <w:b/>
+          <w:color w:val="1F4D78"/>
+          <w:sz w:val="18"/>
+        </w:rPr>
+        <w:t>〔12〕</w:t>
+      </w:r>
+      <w:r>
+        <w:rPr>
+          <w:rFonts w:ascii="Microsoft YaHei" w:hAnsi="Microsoft YaHei" w:eastAsia="Microsoft YaHei"/>
+          <w:sz w:val="18"/>
         </w:rPr>
         <w:t>中国商务部、海关总署及中国出口管制信息网：现行两用物项清单、公告与许可证管理目录。</w:t>
       </w:r>
     </w:p>
     <w:p>
       <w:pPr>
-        <w:pStyle w:val="ListBullet"/>
-        <w:spacing w:after="80"/>
+        <w:spacing w:after="60"/>
       </w:pPr>
       <w:r>
         <w:rPr>
           <w:rFonts w:ascii="Microsoft YaHei" w:hAnsi="Microsoft YaHei" w:eastAsia="Microsoft YaHei"/>
-          <w:sz w:val="21"/>
+          <w:b/>
+          <w:color w:val="1F4D78"/>
+          <w:sz w:val="18"/>
         </w:rPr>
-        <w:t>用户提供的中国海关出口明细（锂离子蓄电池.csv）：HS8 85076000、中国出口至印度、2025-01—2025-12，币种人民币；访问 2026-07-24。</w:t>
+        <w:t>〔13〕</w:t>
+      </w:r>
+      <w:r>
+        <w:rPr>
+          <w:rFonts w:ascii="Microsoft YaHei" w:hAnsi="Microsoft YaHei" w:eastAsia="Microsoft YaHei"/>
+          <w:sz w:val="18"/>
+        </w:rPr>
+        <w:t>海关总署统计网，中国出口至印度，贸易伙伴编码 111，HS6 850760 下真实 HS8 明细，来源文件 数据导出.csv、数据导出 (1).csv，访问日期 2026-07-24。</w:t>
       </w:r>
     </w:p>
     <w:p>
@@ -1751,7 +1151,7 @@
         <w:color w:val="666666"/>
         <w:sz w:val="18"/>
       </w:rPr>
-      <w:t>锂离子蓄电池对华进口依赖与供应风险分析报告 · 2026-07-23</w:t>
+      <w:t>锂离子蓄电池对华进口依赖与供应风险分析报告 · 2026-07-24</w:t>
     </w:r>
   </w:p>
 </w:ftr>

--- a/public/reports/battery.docx
+++ b/public/reports/battery.docx
@@ -360,7 +360,7 @@
           <w:rFonts w:ascii="Microsoft YaHei" w:hAnsi="Microsoft YaHei" w:eastAsia="Microsoft YaHei"/>
           <w:sz w:val="21"/>
         </w:rPr>
-        <w:t>蓄电池是样本中对华来源占比最高的商品。越南具备最强的第三国路径上限证据，香港、印度尼西亚、日本、马来西亚和韩国为次级节点，但必须区分电芯、模组与 PACK 的实质加工。</w:t>
+        <w:t>蓄电池是样本中对华来源占比最高的商品。印度政府议会答复已明确提示新能源汽车制造商对中国中游加工能力、先进电池和正负极材料存在供应链脆弱性；企业官方技术合作案例也显示印度本土电芯产能建设仍需引入中国电芯技术与关键材料供应链能力。越南、香港、印度尼西亚、日本、马来西亚和韩国仍作为第三国路径筛查节点，但必须区分电芯、模组与 PACK 的实质加工。</w:t>
       </w:r>
       <w:r>
         <w:rPr>
@@ -437,7 +437,7 @@
           <w:rFonts w:ascii="Microsoft YaHei" w:hAnsi="Microsoft YaHei" w:eastAsia="Microsoft YaHei"/>
           <w:sz w:val="21"/>
         </w:rPr>
-        <w:t>OEC 显示越南 2024 年对印度出口电池约 1.25 亿美元，同时自中国进口电池约 49.4 亿美元。</w:t>
+        <w:t>印度重工业部 2026 年 3 月 17 日议会书面答复指出，印度锂等关键矿产需求全部依赖进口，并明确提到中国高性能锂离子电池、正极材料、人造石墨负极材料及制造技术出口许可管理可能造成供应收紧。</w:t>
       </w:r>
       <w:r>
         <w:rPr>
@@ -460,6 +460,75 @@
           <w:rFonts w:ascii="Microsoft YaHei" w:hAnsi="Microsoft YaHei" w:eastAsia="Microsoft YaHei"/>
           <w:sz w:val="21"/>
         </w:rPr>
+        <w:t>Moneycontrol 根据印度商业与工业部数据分析称，2023—2024 财年中国占印度电池包进口额的 72.8%，电池包在印度关键矿产相关进口中占 68%。</w:t>
+      </w:r>
+      <w:r>
+        <w:rPr>
+          <w:rFonts w:ascii="Microsoft YaHei" w:hAnsi="Microsoft YaHei" w:eastAsia="Microsoft YaHei"/>
+          <w:b w:val="0"/>
+          <w:color w:val="1F4D78"/>
+          <w:sz w:val="16"/>
+          <w:vertAlign w:val="superscript"/>
+        </w:rPr>
+        <w:t>〔5〕</w:t>
+      </w:r>
+    </w:p>
+    <w:p>
+      <w:pPr>
+        <w:pStyle w:val="ListBullet"/>
+        <w:spacing w:after="80"/>
+      </w:pPr>
+      <w:r>
+        <w:rPr>
+          <w:rFonts w:ascii="Microsoft YaHei" w:hAnsi="Microsoft YaHei" w:eastAsia="Microsoft YaHei"/>
+          <w:sz w:val="21"/>
+        </w:rPr>
+        <w:t>Amara Raja Group 2024 年 6 月 24 日披露，其子公司与中国国轩高科子公司 GIB EnergyX 签署磷酸铁锂电芯技术许可协议，范围包括电芯技术知识产权、超级工厂建设支持、关键电池材料全球供应链整合和技术服务。</w:t>
+      </w:r>
+      <w:r>
+        <w:rPr>
+          <w:rFonts w:ascii="Microsoft YaHei" w:hAnsi="Microsoft YaHei" w:eastAsia="Microsoft YaHei"/>
+          <w:b w:val="0"/>
+          <w:color w:val="1F4D78"/>
+          <w:sz w:val="16"/>
+          <w:vertAlign w:val="superscript"/>
+        </w:rPr>
+        <w:t>〔6〕</w:t>
+      </w:r>
+    </w:p>
+    <w:p>
+      <w:pPr>
+        <w:pStyle w:val="ListBullet"/>
+        <w:spacing w:after="80"/>
+      </w:pPr>
+      <w:r>
+        <w:rPr>
+          <w:rFonts w:ascii="Microsoft YaHei" w:hAnsi="Microsoft YaHei" w:eastAsia="Microsoft YaHei"/>
+          <w:sz w:val="21"/>
+        </w:rPr>
+        <w:t>OEC 显示越南 2024 年对印度出口电池约 1.25 亿美元，同时自中国进口电池约 49.4 亿美元。</w:t>
+      </w:r>
+      <w:r>
+        <w:rPr>
+          <w:rFonts w:ascii="Microsoft YaHei" w:hAnsi="Microsoft YaHei" w:eastAsia="Microsoft YaHei"/>
+          <w:b w:val="0"/>
+          <w:color w:val="1F4D78"/>
+          <w:sz w:val="16"/>
+          <w:vertAlign w:val="superscript"/>
+        </w:rPr>
+        <w:t>〔7〕</w:t>
+      </w:r>
+    </w:p>
+    <w:p>
+      <w:pPr>
+        <w:pStyle w:val="ListBullet"/>
+        <w:spacing w:after="80"/>
+      </w:pPr>
+      <w:r>
+        <w:rPr>
+          <w:rFonts w:ascii="Microsoft YaHei" w:hAnsi="Microsoft YaHei" w:eastAsia="Microsoft YaHei"/>
+          <w:sz w:val="21"/>
+        </w:rPr>
         <w:t>Volza 可见样本中，中国和越南对印 shipment 份额约为 44% 和 28%；印度自香港、印尼、日本的电池进口增量亦可观察。</w:t>
       </w:r>
       <w:r>
@@ -470,7 +539,7 @@
           <w:sz w:val="16"/>
           <w:vertAlign w:val="superscript"/>
         </w:rPr>
-        <w:t>〔5〕</w:t>
+        <w:t>〔8〕</w:t>
       </w:r>
     </w:p>
     <w:p>
@@ -495,7 +564,7 @@
           <w:rFonts w:ascii="Microsoft YaHei" w:hAnsi="Microsoft YaHei" w:eastAsia="Microsoft YaHei"/>
           <w:sz w:val="21"/>
         </w:rPr>
-        <w:t>在中国海关出口镜像中，HS6 850760 下共匹配 1 个真实 HS8 子项。2025 年中国出口至印度金额为 3.76 十亿美元；2026 年已导出月份合计为 2.84 十亿美元。2025—2026 已导出月份中，月度峰值出现在 202512，金额为 586.45 百万美元。</w:t>
+        <w:t>在中国海关出口镜像中，HS6 850760 下共匹配 1 个真实 HS8 子项。2025 年中国出口至印度金额为 7.51 十亿美元；2026 年已导出月份合计为 5.67 十亿美元。2025—2026 已导出月份中，月度峰值出现在 202512，金额为 1.17 十亿美元。</w:t>
       </w:r>
       <w:r>
         <w:rPr>
@@ -505,7 +574,7 @@
           <w:sz w:val="16"/>
           <w:vertAlign w:val="superscript"/>
         </w:rPr>
-        <w:t>〔6〕</w:t>
+        <w:t>〔9〕</w:t>
       </w:r>
     </w:p>
     <w:tbl>
@@ -682,7 +751,7 @@
                 <w:color w:val="000000"/>
                 <w:sz w:val="19"/>
               </w:rPr>
-              <w:t>3.76 十亿美元</w:t>
+              <w:t>7.51 十亿美元</w:t>
             </w:r>
           </w:p>
         </w:tc>
@@ -751,7 +820,12 @@
     </w:p>
     <w:p>
       <w:r>
-        <w:t>87.2% 的对华来源占比意味着短期替代弹性有限，尤其在锂离子电芯、BMS 和关键材料层面可能高于 HS4 表面值。</w:t>
+        <w:t>87.2% 的对华来源占比与印度政府对中游加工能力脆弱性的表述相互印证，说明风险不只在成品蓄电池贸易额，还延伸至正负极材料、电芯技术、BMS、制造工艺和关键设备调试能力。</w:t>
+      </w:r>
+    </w:p>
+    <w:p>
+      <w:r>
+        <w:t>企业技术合作证据表明，印度本土化并不等于完全脱离中国供应链。即便未来印度本地完成 PACK 或电芯制造，关键知识产权、材料认证和供应链整合仍可能形成持续依赖。</w:t>
       </w:r>
     </w:p>
     <w:p>
@@ -784,7 +858,7 @@
     </w:p>
     <w:p>
       <w:r>
-        <w:t>蓄电池应被列为最高优先级供应安全品类。越南是首要路径节点，但现有证据不足以认定大规模非法转口；企业应按电芯—模组—PACK 三层拆分来源。</w:t>
+        <w:t>锂离子蓄电池应列为高概率、高优先级供应安全品类。当前可确认印度在电池包、正负极材料、制造技术和中游加工环节对中国依赖较高；越南是首要路径筛查节点，但现有证据不足以认定大规模非法转口。</w:t>
       </w:r>
     </w:p>
     <w:p>
@@ -928,7 +1002,7 @@
           <w:rFonts w:ascii="Microsoft YaHei" w:hAnsi="Microsoft YaHei" w:eastAsia="Microsoft YaHei"/>
           <w:sz w:val="18"/>
         </w:rPr>
-        <w:t>OEC 2024 电池双边贸易结构</w:t>
+        <w:t>Moneycontrol：《India’s critical mineral trade is up 10x in ten years: MC Analysis》，2024-10-21</w:t>
       </w:r>
     </w:p>
     <w:p>
@@ -949,7 +1023,7 @@
           <w:rFonts w:ascii="Microsoft YaHei" w:hAnsi="Microsoft YaHei" w:eastAsia="Microsoft YaHei"/>
           <w:sz w:val="18"/>
         </w:rPr>
-        <w:t>Volza HS 8507 对印 shipment 开放摘要</w:t>
+        <w:t>Amara Raja Group：《Amara Raja Announces Strategic Technology Collaboration with Gotion-InoBat-Batteries (GIB)》，2024-06-24</w:t>
       </w:r>
     </w:p>
     <w:p>
@@ -970,7 +1044,7 @@
           <w:rFonts w:ascii="Microsoft YaHei" w:hAnsi="Microsoft YaHei" w:eastAsia="Microsoft YaHei"/>
           <w:sz w:val="18"/>
         </w:rPr>
-        <w:t>海关总署统计网，中国出口至印度，贸易伙伴编码 111，HS6 850760 下真实 HS8 明细，来源文件 数据导出.csv、数据导出 (1).csv，访问日期 2026-07-24。</w:t>
+        <w:t>OEC 2024 电池双边贸易结构</w:t>
       </w:r>
     </w:p>
     <w:p>
@@ -991,7 +1065,7 @@
           <w:rFonts w:ascii="Microsoft YaHei" w:hAnsi="Microsoft YaHei" w:eastAsia="Microsoft YaHei"/>
           <w:sz w:val="18"/>
         </w:rPr>
-        <w:t>研究报告第 6—7 页：HS 8507 路径证据</w:t>
+        <w:t>Volza HS 8507 对印 shipment 开放摘要</w:t>
       </w:r>
     </w:p>
     <w:p>
@@ -1012,7 +1086,7 @@
           <w:rFonts w:ascii="Microsoft YaHei" w:hAnsi="Microsoft YaHei" w:eastAsia="Microsoft YaHei"/>
           <w:sz w:val="18"/>
         </w:rPr>
-        <w:t>OEC 2024 电池双边贸易结构</w:t>
+        <w:t>Volza HS 8507 对印 shipment 开放摘要</w:t>
       </w:r>
     </w:p>
     <w:p>
@@ -1033,7 +1107,7 @@
           <w:rFonts w:ascii="Microsoft YaHei" w:hAnsi="Microsoft YaHei" w:eastAsia="Microsoft YaHei"/>
           <w:sz w:val="18"/>
         </w:rPr>
-        <w:t>Volza HS 8507 对印 shipment 开放摘要</w:t>
+        <w:t>海关总署统计网，中国出口至印度，贸易伙伴编码 111，HS6 850760 下真实 HS8 明细，来源文件 数据导出.csv、数据导出 (1).csv、数据导出 (4).csv、数据导出 (5).csv，访问日期 2026-07-28。</w:t>
       </w:r>
     </w:p>
     <w:p>
@@ -1054,7 +1128,7 @@
           <w:rFonts w:ascii="Microsoft YaHei" w:hAnsi="Microsoft YaHei" w:eastAsia="Microsoft YaHei"/>
           <w:sz w:val="18"/>
         </w:rPr>
-        <w:t>UN Comtrade 公共 API，报告国印度（reporterCode=699），贸易伙伴中国/世界（partnerCode=156/0），flowCode=M，cmdCode=850760，period=2025；访问日期 2026-07-24。</w:t>
+        <w:t>印度新闻信息局（PIB）/印度重工业部：《Impact on EV Due to Policy Changes in China Pertaining to Lithium》，2026-03-17</w:t>
       </w:r>
     </w:p>
     <w:p>
@@ -1075,7 +1149,7 @@
           <w:rFonts w:ascii="Microsoft YaHei" w:hAnsi="Microsoft YaHei" w:eastAsia="Microsoft YaHei"/>
           <w:sz w:val="18"/>
         </w:rPr>
-        <w:t>印度 DGCI&amp;S TradeStat：月度贸易数据库与编码调整说明。</w:t>
+        <w:t>Moneycontrol：《India’s critical mineral trade is up 10x in ten years: MC Analysis》，2024-10-21</w:t>
       </w:r>
     </w:p>
     <w:p>
@@ -1096,7 +1170,7 @@
           <w:rFonts w:ascii="Microsoft YaHei" w:hAnsi="Microsoft YaHei" w:eastAsia="Microsoft YaHei"/>
           <w:sz w:val="18"/>
         </w:rPr>
-        <w:t>中国商务部、海关总署及中国出口管制信息网：现行两用物项清单、公告与许可证管理目录。</w:t>
+        <w:t>Amara Raja Group：《Amara Raja Announces Strategic Technology Collaboration with Gotion-InoBat-Batteries (GIB)》，2024-06-24</w:t>
       </w:r>
     </w:p>
     <w:p>
@@ -1117,7 +1191,112 @@
           <w:rFonts w:ascii="Microsoft YaHei" w:hAnsi="Microsoft YaHei" w:eastAsia="Microsoft YaHei"/>
           <w:sz w:val="18"/>
         </w:rPr>
-        <w:t>海关总署统计网，中国出口至印度，贸易伙伴编码 111，HS6 850760 下真实 HS8 明细，来源文件 数据导出.csv、数据导出 (1).csv，访问日期 2026-07-24。</w:t>
+        <w:t>OEC 2024 电池双边贸易结构</w:t>
+      </w:r>
+    </w:p>
+    <w:p>
+      <w:pPr>
+        <w:spacing w:after="60"/>
+      </w:pPr>
+      <w:r>
+        <w:rPr>
+          <w:rFonts w:ascii="Microsoft YaHei" w:hAnsi="Microsoft YaHei" w:eastAsia="Microsoft YaHei"/>
+          <w:b/>
+          <w:color w:val="1F4D78"/>
+          <w:sz w:val="18"/>
+        </w:rPr>
+        <w:t>〔14〕</w:t>
+      </w:r>
+      <w:r>
+        <w:rPr>
+          <w:rFonts w:ascii="Microsoft YaHei" w:hAnsi="Microsoft YaHei" w:eastAsia="Microsoft YaHei"/>
+          <w:sz w:val="18"/>
+        </w:rPr>
+        <w:t>Volza HS 8507 对印 shipment 开放摘要</w:t>
+      </w:r>
+    </w:p>
+    <w:p>
+      <w:pPr>
+        <w:spacing w:after="60"/>
+      </w:pPr>
+      <w:r>
+        <w:rPr>
+          <w:rFonts w:ascii="Microsoft YaHei" w:hAnsi="Microsoft YaHei" w:eastAsia="Microsoft YaHei"/>
+          <w:b/>
+          <w:color w:val="1F4D78"/>
+          <w:sz w:val="18"/>
+        </w:rPr>
+        <w:t>〔15〕</w:t>
+      </w:r>
+      <w:r>
+        <w:rPr>
+          <w:rFonts w:ascii="Microsoft YaHei" w:hAnsi="Microsoft YaHei" w:eastAsia="Microsoft YaHei"/>
+          <w:sz w:val="18"/>
+        </w:rPr>
+        <w:t>UN Comtrade 公共 API，报告国印度（reporterCode=699），贸易伙伴中国/世界（partnerCode=156/0），flowCode=M，cmdCode=850760，period=2025；访问日期 2026-07-24。</w:t>
+      </w:r>
+    </w:p>
+    <w:p>
+      <w:pPr>
+        <w:spacing w:after="60"/>
+      </w:pPr>
+      <w:r>
+        <w:rPr>
+          <w:rFonts w:ascii="Microsoft YaHei" w:hAnsi="Microsoft YaHei" w:eastAsia="Microsoft YaHei"/>
+          <w:b/>
+          <w:color w:val="1F4D78"/>
+          <w:sz w:val="18"/>
+        </w:rPr>
+        <w:t>〔16〕</w:t>
+      </w:r>
+      <w:r>
+        <w:rPr>
+          <w:rFonts w:ascii="Microsoft YaHei" w:hAnsi="Microsoft YaHei" w:eastAsia="Microsoft YaHei"/>
+          <w:sz w:val="18"/>
+        </w:rPr>
+        <w:t>印度 DGCI&amp;S TradeStat：月度贸易数据库与编码调整说明。</w:t>
+      </w:r>
+    </w:p>
+    <w:p>
+      <w:pPr>
+        <w:spacing w:after="60"/>
+      </w:pPr>
+      <w:r>
+        <w:rPr>
+          <w:rFonts w:ascii="Microsoft YaHei" w:hAnsi="Microsoft YaHei" w:eastAsia="Microsoft YaHei"/>
+          <w:b/>
+          <w:color w:val="1F4D78"/>
+          <w:sz w:val="18"/>
+        </w:rPr>
+        <w:t>〔17〕</w:t>
+      </w:r>
+      <w:r>
+        <w:rPr>
+          <w:rFonts w:ascii="Microsoft YaHei" w:hAnsi="Microsoft YaHei" w:eastAsia="Microsoft YaHei"/>
+          <w:sz w:val="18"/>
+        </w:rPr>
+        <w:t>中国商务部、海关总署及中国出口管制信息网：现行两用物项清单、公告与许可证管理目录。</w:t>
+      </w:r>
+    </w:p>
+    <w:p>
+      <w:pPr>
+        <w:spacing w:after="60"/>
+      </w:pPr>
+      <w:r>
+        <w:rPr>
+          <w:rFonts w:ascii="Microsoft YaHei" w:hAnsi="Microsoft YaHei" w:eastAsia="Microsoft YaHei"/>
+          <w:b/>
+          <w:color w:val="1F4D78"/>
+          <w:sz w:val="18"/>
+        </w:rPr>
+        <w:t>〔18〕</w:t>
+      </w:r>
+      <w:r>
+        <w:rPr>
+          <w:rFonts w:ascii="Microsoft YaHei" w:hAnsi="Microsoft YaHei" w:eastAsia="Microsoft YaHei"/>
+          <w:sz w:val="18"/>
+        </w:rPr>
+        <w:t>海关总署统计网，中国出口至印度，贸易伙伴编码 111，HS6 850760 下真实 HS8 明细，来源文件 数据导出.csv、数据导出 (1).csv、数据导出 (4).csv、数据导出 (5).csv，访问日期 2026-07-28。</w:t>
       </w:r>
     </w:p>
     <w:p>
